--- a/docs/relatorio-tecnico-inclinometro.docx
+++ b/docs/relatorio-tecnico-inclinometro.docx
@@ -1452,7 +1452,7 @@
                 <w:sz w:val="20"/>
                 <w:szCs w:val="20"/>
               </w:rPr>
-              <w:t xml:space="preserve">Placa — placa de circuito eletrônico (neste projeto, a placa ESP32 DevKit).</w:t>
+              <w:t>Placa — placa de circuito eletrônico (neste projeto, a placa ESP32-DevKitC V4).</w:t>
             </w:r>
           </w:p>
         </w:tc>
@@ -5246,7 +5246,7 @@
           <w:sz w:val="24"/>
           <w:szCs w:val="24"/>
         </w:rPr>
-        <w:t xml:space="preserve">A placa utilizada é um ESP32 DevKit clássico (módulo WROOM-32), com um chip conversor USB-serial CH9102X (fabricante WCH) já embutido na placa, responsável pela conversão entre a porta USB do computador e a UART0 interna do ESP32 — o mesmo canal usado para gravar o firmware. O único componente externo ao ESP32 é o sensor MPU6050, conectado por I2C. A Tabela 2 resume as conexões físicas relevantes.</w:t>
+        <w:t>A placa utilizada é uma ESP32-DevKitC V4 (placa oficial da Espressif, módulo WROOM-32), com um chip conversor USB-serial CP2102N (fabricante Silicon Labs) já embutido na placa, responsável pela conversão entre a porta USB do computador e a UART0 interna do ESP32 — o mesmo canal usado para gravar o firmware. O único componente externo ao ESP32 é o sensor MPU6050, conectado por I2C. A Tabela 2 resume as conexões físicas relevantes.</w:t>
       </w:r>
     </w:p>
     <w:tbl>
@@ -6067,7 +6067,7 @@
                 <w:sz w:val="20"/>
                 <w:szCs w:val="20"/>
               </w:rPr>
-              <w:t xml:space="preserve">Modbus RTU; UART0 interna via CH9102X</w:t>
+              <w:t>Modbus RTU; UART0 interna via CP2102N</w:t>
             </w:r>
           </w:p>
         </w:tc>
@@ -11151,7 +11151,7 @@
           <w:sz w:val="24"/>
           <w:szCs w:val="24"/>
         </w:rPr>
-        <w:t xml:space="preserve">O firmware foi compilado, gravado em um ESP32 físico (DevKit com módulo WROOM-32) e exercitado em bancada por BLE: o teste de conexão com leitura da versão, a leitura contínua dos dois eixos e a captura do Modo Vibração a 500 Hz por 10 s funcionaram após as correções da versão 1.6.1, motivadas justamente por defeitos observados nesse ensaio (seções 4.2.1 e 5.2). O sistema completo montado no pan-tilt, entretanto, ainda não foi submetido a testes de validação final; os resultados quantitativos apresentados a seguir referem-se a validações por simulação numérica e por testes do código, descritos nesta seção juntamente com as limitações e verificações pendentes.</w:t>
+        <w:t>O firmware foi compilado, gravado em um ESP32 físico (ESP32-DevKitC V4, módulo WROOM-32) e exercitado em bancada por BLE: o teste de conexão com leitura da versão, a leitura contínua dos dois eixos e a captura do Modo Vibração a 500 Hz por 10 s funcionaram após as correções da versão 1.6.1, motivadas justamente por defeitos observados nesse ensaio (seções 4.2.1 e 5.2). O sistema completo montado no pan-tilt, entretanto, ainda não foi submetido a testes de validação final; os resultados quantitativos apresentados a seguir referem-se a validações por simulação numérica e por testes do código, descritos nesta seção juntamente com as limitações e verificações pendentes.</w:t>
       </w:r>
     </w:p>
     <w:p>

--- a/docs/relatorio-tecnico-inclinometro.docx
+++ b/docs/relatorio-tecnico-inclinometro.docx
@@ -1163,6 +1163,120 @@
           </w:p>
         </w:tc>
       </w:tr>
+      <w:tr>
+        <w:tc>
+          <w:tcPr>
+            <w:tcW w:type="dxa" w:w="1400"/>
+            <w:tcMar>
+              <w:top w:type="dxa" w:w="60"/>
+              <w:left w:type="dxa" w:w="100"/>
+              <w:bottom w:type="dxa" w:w="60"/>
+              <w:right w:type="dxa" w:w="100"/>
+            </w:tcMar>
+            <w:vAlign w:val="center"/>
+          </w:tcPr>
+          <w:p>
+            <w:pPr>
+              <w:spacing w:line="240" w:lineRule="auto"/>
+              <w:jc w:val="left"/>
+            </w:pPr>
+            <w:r>
+              <w:rPr>
+                <w:rFonts w:ascii="Times New Roman" w:cs="Times New Roman" w:eastAsia="Times New Roman" w:hAnsi="Times New Roman"/>
+                <w:b w:val="false"/>
+                <w:bCs w:val="false"/>
+                <w:sz w:val="20"/>
+                <w:szCs w:val="20"/>
+              </w:rPr>
+              <w:t>04</w:t>
+            </w:r>
+          </w:p>
+        </w:tc>
+        <w:tc>
+          <w:tcPr>
+            <w:tcW w:type="dxa" w:w="1600"/>
+            <w:tcMar>
+              <w:top w:type="dxa" w:w="60"/>
+              <w:left w:type="dxa" w:w="100"/>
+              <w:bottom w:type="dxa" w:w="60"/>
+              <w:right w:type="dxa" w:w="100"/>
+            </w:tcMar>
+            <w:vAlign w:val="center"/>
+          </w:tcPr>
+          <w:p>
+            <w:pPr>
+              <w:spacing w:line="240" w:lineRule="auto"/>
+              <w:jc w:val="left"/>
+            </w:pPr>
+            <w:r>
+              <w:rPr>
+                <w:rFonts w:ascii="Times New Roman" w:cs="Times New Roman" w:eastAsia="Times New Roman" w:hAnsi="Times New Roman"/>
+                <w:b w:val="false"/>
+                <w:bCs w:val="false"/>
+                <w:sz w:val="20"/>
+                <w:szCs w:val="20"/>
+              </w:rPr>
+              <w:t>14/10/2026</w:t>
+            </w:r>
+          </w:p>
+        </w:tc>
+        <w:tc>
+          <w:tcPr>
+            <w:tcW w:type="dxa" w:w="4670"/>
+            <w:tcMar>
+              <w:top w:type="dxa" w:w="60"/>
+              <w:left w:type="dxa" w:w="100"/>
+              <w:bottom w:type="dxa" w:w="60"/>
+              <w:right w:type="dxa" w:w="100"/>
+            </w:tcMar>
+            <w:vAlign w:val="center"/>
+          </w:tcPr>
+          <w:p>
+            <w:pPr>
+              <w:spacing w:line="240" w:lineRule="auto"/>
+              <w:jc w:val="left"/>
+            </w:pPr>
+            <w:r>
+              <w:rPr>
+                <w:rFonts w:ascii="Times New Roman" w:cs="Times New Roman" w:eastAsia="Times New Roman" w:hAnsi="Times New Roman"/>
+                <w:b w:val="false"/>
+                <w:bCs w:val="false"/>
+                <w:sz w:val="20"/>
+                <w:szCs w:val="20"/>
+              </w:rPr>
+              <w:t>Atualização para os firmwares 1.6.14 e 1.6.15, após o segundo ensaio em bancada: giro de azimute feito à mão (limiar de "parado" de 1,0 para 0,1 °/s, bordas do giro e limiar adaptativo à vibração); reconhecimento do viés do giroscópio que muda com o eixo parado e limiar adaptado à estabilidade do próprio giroscópio; correção do sinal da compensação de tilt do azimute; fundo de escala do giroscópio de ±250 para ±1000 °/s, com descarte de amostras de salto impossível (seções 2.1, 4.2, 4.2.1, 4.2.2, 7.1 e 7.4).</w:t>
+            </w:r>
+          </w:p>
+        </w:tc>
+        <w:tc>
+          <w:tcPr>
+            <w:tcW w:type="dxa" w:w="1400"/>
+            <w:tcMar>
+              <w:top w:type="dxa" w:w="60"/>
+              <w:left w:type="dxa" w:w="100"/>
+              <w:bottom w:type="dxa" w:w="60"/>
+              <w:right w:type="dxa" w:w="100"/>
+            </w:tcMar>
+            <w:vAlign w:val="center"/>
+          </w:tcPr>
+          <w:p>
+            <w:pPr>
+              <w:spacing w:line="240" w:lineRule="auto"/>
+              <w:jc w:val="left"/>
+            </w:pPr>
+            <w:r>
+              <w:rPr>
+                <w:rFonts w:ascii="Times New Roman" w:cs="Times New Roman" w:eastAsia="Times New Roman" w:hAnsi="Times New Roman"/>
+                <w:b w:val="false"/>
+                <w:bCs w:val="false"/>
+                <w:sz w:val="20"/>
+                <w:szCs w:val="20"/>
+              </w:rPr>
+              <w:t>[NOME DO AUTOR]</w:t>
+            </w:r>
+          </w:p>
+        </w:tc>
+      </w:tr>
     </w:tbl>
     <w:p>
       <w:pPr>
@@ -4714,7 +4828,7 @@
                 <w:sz w:val="20"/>
                 <w:szCs w:val="20"/>
               </w:rPr>
-              <w:t xml:space="preserve">±250 °/s</w:t>
+              <w:t>±1000 °/s</w:t>
             </w:r>
           </w:p>
         </w:tc>
@@ -4742,7 +4856,7 @@
                 <w:sz w:val="20"/>
                 <w:szCs w:val="20"/>
               </w:rPr>
-              <w:t xml:space="preserve">Cobre com folga a velocidade do motor (20-30 °/s) e a vibração típica do mastro (~1 °/s)</w:t>
+              <w:t>Giros de azimute feitos à mão chegam a ~350 °/s (90° em 0,5 s); até a versão 1.6.14 era ±250 °/s, que saturava nesses giros</w:t>
             </w:r>
           </w:p>
         </w:tc>
@@ -4800,7 +4914,7 @@
                 <w:sz w:val="20"/>
                 <w:szCs w:val="20"/>
               </w:rPr>
-              <w:t xml:space="preserve">131 LSB/(°/s)</w:t>
+              <w:t>32,8 LSB/(°/s)</w:t>
             </w:r>
           </w:p>
         </w:tc>
@@ -4828,7 +4942,7 @@
                 <w:sz w:val="20"/>
                 <w:szCs w:val="20"/>
               </w:rPr>
-              <w:t xml:space="preserve">Conforme datasheet do fabricante</w:t>
+              <w:t>Conforme datasheet do fabricante; resolução de 0,03 °/s, abaixo do ruído do sensor (~0,05 °/s por amostra)</w:t>
             </w:r>
           </w:p>
         </w:tc>
@@ -6883,7 +6997,7 @@
           <w:sz w:val="20"/>
           <w:szCs w:val="20"/>
         </w:rPr>
-        <w:t xml:space="preserve">ω_pan = g_z · cos(θ) − g_y · sen(θ),   com   θ = atan2(a_y, a_z)</w:t>
+        <w:t>ω_pan = g_z · cos(θ) + g_y · sen(θ),   com   θ = atan2(a_y, a_z)</w:t>
       </w:r>
     </w:p>
     <w:p>
@@ -6903,22 +7017,6 @@
     </w:p>
     <w:p>
       <w:pPr>
-        <w:pStyle w:val="Heading3"/>
-        <w:spacing w:after="160" w:before="280"/>
-      </w:pPr>
-      <w:r>
-        <w:rPr>
-          <w:rFonts w:ascii="Times New Roman" w:cs="Times New Roman" w:eastAsia="Times New Roman" w:hAnsi="Times New Roman"/>
-          <w:i/>
-          <w:iCs/>
-          <w:sz w:val="24"/>
-          <w:szCs w:val="24"/>
-        </w:rPr>
-        <w:t xml:space="preserve">4.2.1 Atualização de taxa zero (ZUPT)</w:t>
-      </w:r>
-    </w:p>
-    <w:p>
-      <w:pPr>
         <w:spacing w:after="200" w:before="0" w:line="360" w:lineRule="auto"/>
         <w:ind w:firstLine="709"/>
         <w:jc w:val="both"/>
@@ -6929,7 +7027,23 @@
           <w:sz w:val="24"/>
           <w:szCs w:val="24"/>
         </w:rPr>
-        <w:t xml:space="preserve">A cada janela de tempo fixa (1000 ms), calcula-se a média das leituras brutas g_y e g_z ao longo da janela. Se essa média estiver suficientemente próxima do viés (bias) corrente estimado para esses dois eixos — a uma distância inferior a um limiar de 1,0 °/s —, a janela é classificada como "parada" e o viés de cada eixo é atualizado por uma média móvel exponencial em direção ao valor observado, com um fator de suavização de 0,1. O critério utiliza a média da janela, e não sua dispersão (variância), justamente porque vibração mecânica tem média aproximadamente nula: o mastro pode estar balançando sob a ação do vento e a janela ainda ser corretamente reconhecida como parada, sem que a vibração seja confundida com movimento de pan.</w:t>
+        <w:t>A expressão decorre diretamente da física do sensor: em repouso, o acelerômetro mede a direção vertical (para cima) nos eixos do próprio chip, (0, sen θ, cos θ), e o giroscópio mede a velocidade angular nos mesmos eixos; uma rotação de azimute de velocidade Ω em torno da vertical aparece, portanto, como g_y = Ω·sen θ e g_z = Ω·cos θ, e o produto escalar entre os dois vetores recupera Ω independentemente de como a placa foi montada. Até a versão 1.6.14 o termo de g_y tinha o sinal invertido (−g_y·sen θ): a taxa calculada saía multiplicada por cos(2θ) — cerca de 6% a menos a 10° de inclinação, metade a 30°, zero a 45° e com o sentido invertido acima disso. O defeito não aparecia nos testes porque o sensor simulado continha o mesmo sinal invertido; ele foi corrigido na versão 1.6.15, e os simuladores passaram a gerar as leituras pela física (seção 7.1).</w:t>
+      </w:r>
+    </w:p>
+    <w:p>
+      <w:pPr>
+        <w:pStyle w:val="Heading3"/>
+        <w:spacing w:after="160" w:before="280"/>
+      </w:pPr>
+      <w:r>
+        <w:rPr>
+          <w:rFonts w:ascii="Times New Roman" w:cs="Times New Roman" w:eastAsia="Times New Roman" w:hAnsi="Times New Roman"/>
+          <w:i/>
+          <w:iCs/>
+          <w:sz w:val="24"/>
+          <w:szCs w:val="24"/>
+        </w:rPr>
+        <w:t xml:space="preserve">4.2.1 Atualização de taxa zero (ZUPT)</w:t>
       </w:r>
     </w:p>
     <w:p>
@@ -6944,6 +7058,21 @@
           <w:sz w:val="24"/>
           <w:szCs w:val="24"/>
         </w:rPr>
+        <w:t>A cada janela de tempo fixa (1000 ms), calcula-se a média das leituras brutas g_y e g_z ao longo da janela. Se essa média estiver suficientemente próxima do viés (bias) corrente estimado para esses dois eixos — a uma distância inferior a um limiar de 0,1 °/s, que é o piso de um limiar adaptativo descrito adiante —, a janela é classificada como "parada" e o viés de cada eixo é atualizado por uma média móvel exponencial em direção ao valor observado, com um fator de suavização de 0,3. O critério utiliza a média da janela, e não sua dispersão (variância), justamente porque vibração mecânica tem média aproximadamente nula: o mastro pode estar balançando sob a ação do vento e a janela ainda ser corretamente reconhecida como parada, sem que a vibração seja confundida com movimento de pan.</w:t>
+      </w:r>
+    </w:p>
+    <w:p>
+      <w:pPr>
+        <w:spacing w:after="200" w:before="0" w:line="360" w:lineRule="auto"/>
+        <w:ind w:firstLine="709"/>
+        <w:jc w:val="both"/>
+      </w:pPr>
+      <w:r>
+        <w:rPr>
+          <w:rFonts w:ascii="Times New Roman" w:cs="Times New Roman" w:eastAsia="Times New Roman" w:hAnsi="Times New Roman"/>
+          <w:sz w:val="24"/>
+          <w:szCs w:val="24"/>
+        </w:rPr>
         <w:t xml:space="preserve">O viés é estimado por eixo, no referencial do próprio sensor (b_y e b_z), e só então descontado das leituras antes da projeção na vertical:</w:t>
       </w:r>
     </w:p>
@@ -6958,7 +7087,7 @@
           <w:sz w:val="20"/>
           <w:szCs w:val="20"/>
         </w:rPr>
-        <w:t xml:space="preserve">ω_pan = (g_z − b_z) · cos(θ) − (g_y − b_y) · sen(θ)</w:t>
+        <w:t>ω_pan = (g_z − b_z) · cos(θ) + (g_y − b_y) · sen(θ)</w:t>
       </w:r>
       <w:r>
         <w:br/>
@@ -6970,7 +7099,7 @@
           <w:sz w:val="20"/>
           <w:szCs w:val="20"/>
         </w:rPr>
-        <w:t xml:space="preserve">janela parada  ⇔  √[(ḡ_y − b_y)² + (ḡ_z − b_z)²] &lt; 1,0 °/s</w:t>
+        <w:t>janela parada  ⇔  √[(ḡ_y − b_y)² + (ḡ_z − b_z)²] &lt; limiar  (≥ 0,1 °/s)</w:t>
       </w:r>
     </w:p>
     <w:p>
@@ -6985,7 +7114,7 @@
           <w:sz w:val="24"/>
           <w:szCs w:val="24"/>
         </w:rPr>
-        <w:t xml:space="preserve">em que ḡ_y e ḡ_z são as médias da janela. Até a versão 1.6.0, o viés era estimado sobre ω_pan já projetado, o que se mostrou incorreto: o viés de fábrica é fixo nos eixos do chip e, projetado na vertical, vale b_z·cos(θ) − b_y·sen(θ) — ou seja, muda com a inclinação. Uma mudança de posição da placa deslocava o viés aprendido em alguns graus por segundo, acima do limiar; a partir daí toda janela parada era rejeitada, o viés nunca mais se corrigia e o erro residual era integrado indefinidamente, até a leitura cravar no limite da faixa de azimute (±90°), sem recuperação nem com o retorno da placa à posição original. O defeito foi observado em bancada e corrigido na versão 1.6.1 (seção 7.1). A distância usada no teste vale exatamente |ω_pan| para uma rotação de azimute em qualquer inclinação, de modo que o limiar mantém o significado de graus por segundo de azimute; e o movimento de tilt, que ocorre em torno do eixo X, não aparece em g_y nem em g_z e não tira a janela da condição de parada.</w:t>
+        <w:t>em que ḡ_y e ḡ_z são as médias da janela. Até a versão 1.6.0, o viés era estimado sobre ω_pan já projetado, o que se mostrou incorreto: o viés de fábrica é fixo nos eixos do chip e, projetado na vertical, vale b_z·cos(θ) + b_y·sen(θ) — ou seja, muda com a inclinação. Uma mudança de posição da placa deslocava o viés aprendido em alguns graus por segundo, acima do limiar; a partir daí toda janela parada era rejeitada, o viés nunca mais se corrigia e o erro residual era integrado indefinidamente, até a leitura cravar no limite da faixa de azimute (±90°), sem recuperação nem com o retorno da placa à posição original. O defeito foi observado em bancada e corrigido na versão 1.6.1 (seção 7.1). A distância usada no teste vale exatamente |ω_pan| para uma rotação de azimute em qualquer inclinação, de modo que o limiar mantém o significado de graus por segundo de azimute; e o movimento de tilt, que ocorre em torno do eixo X, não aparece em g_y nem em g_z e não tira a janela da condição de parada.</w:t>
       </w:r>
     </w:p>
     <w:p>
@@ -7014,7 +7143,7 @@
           <w:sz w:val="20"/>
           <w:szCs w:val="20"/>
         </w:rPr>
-        <w:t xml:space="preserve">deslocamento_mínimo ≈ limiar × janela = 1,0 °/s × 1,0 s = 1°</w:t>
+        <w:t>deslocamento_mínimo ≈ limiar × janela = 0,1 °/s × 1,0 s = 0,1°</w:t>
       </w:r>
     </w:p>
     <w:p>
@@ -7029,7 +7158,52 @@
           <w:sz w:val="24"/>
           <w:szCs w:val="24"/>
         </w:rPr>
-        <w:t xml:space="preserve">é descartado como ruído — um compromisso ajustável pelos parâmetros de janela e limiar, listados na Tabela 4.</w:t>
+        <w:t>é descartado como ruído — um compromisso ajustável pelos parâmetros de janela e limiar, listados na Tabela 4. Até a versão 1.6.13 o limiar era de 1,0 °/s e o piso, de cerca de 1°.</w:t>
+      </w:r>
+    </w:p>
+    <w:p>
+      <w:pPr>
+        <w:spacing w:after="200" w:before="0" w:line="360" w:lineRule="auto"/>
+        <w:ind w:firstLine="709"/>
+        <w:jc w:val="both"/>
+      </w:pPr>
+      <w:r>
+        <w:rPr>
+          <w:rFonts w:ascii="Times New Roman" w:cs="Times New Roman" w:eastAsia="Times New Roman" w:hAnsi="Times New Roman"/>
+          <w:sz w:val="24"/>
+          <w:szCs w:val="24"/>
+        </w:rPr>
+        <w:t>Giro feito à mão (versão 1.6.14). O limiar de 1,0 °/s se mostrou inadequado no primeiro uso em bancada com o eixo girado à mão: um giro lento, com partida e parada suaves, caía inteiro abaixo dele — cada janela era tida como parada, o que fora integrado nela era apagado, e parte da velocidade do giro era absorvida pelo viés, que depois puxava a leitura para o lado contrário (−0,6° após um giro positivo, com cerca de 1 min para estabilizar). A versão 1.6.14 baixou o limiar para 0,1 °/s; deixou de atualizar o viés em janelas classificadas como movimento; passou a reconhecer as bordas suaves do giro pela forma — mesmo sentido e velocidade crescendo ou caindo janela a janela —, devolvendo o que foi cancelado nelas e desfazendo o que ensinaram ao viés; e fez o limiar crescer com a vibração medida na janela (pela diferença entre amostras brutas sucessivas), porque sob vibração a média de uma janela não se anula — em especial perto de submúltiplos da taxa de amostragem de 100 Hz, onde o filtro de mediana anti-picos retifica a vibração num viés falso.</w:t>
+      </w:r>
+    </w:p>
+    <w:p>
+      <w:pPr>
+        <w:spacing w:after="200" w:before="0" w:line="360" w:lineRule="auto"/>
+        <w:ind w:firstLine="709"/>
+        <w:jc w:val="both"/>
+      </w:pPr>
+      <w:r>
+        <w:rPr>
+          <w:rFonts w:ascii="Times New Roman" w:cs="Times New Roman" w:eastAsia="Times New Roman" w:hAnsi="Times New Roman"/>
+          <w:sz w:val="24"/>
+          <w:szCs w:val="24"/>
+        </w:rPr>
+        <w:t>Viés que muda com o eixo parado (versão 1.6.15). O segundo ensaio em bancada, com a versão 1.6.14 e giros à mão para posições conhecidas, leu −35,6°, +83,5°, +20,2°, +49,1° e −7,5° para −30°, +90°, +30°, +60° e o retorno a 0° — um erro que cresce com o tempo, e não com o ângulo. O viés do giroscópio muda com o eixo parado (aquecimento nos primeiros minutos após ligar, passeio aleatório), e bastava que mudasse um pouco mais que o limiar baixo entre duas janelas paradas para todas as seguintes serem classificadas como movimento: como janelas de movimento não atualizam o viés, ele nunca mais era corrigido e a diferença era integrada indefinidamente. A versão 1.6.15 acrescenta duas defesas. A primeira reconhece esse caso: seis janelas seguidas sem giro de verdade (todas abaixo de 2 °/s), com médias sobre uma reta lisa e pouco inclinada — ou vinte seguidas abaixo de 1 °/s, critério equivalente ao da versão 1.6.13 —, só podem ser o eixo parado sob um viés que mudou; o viés é então readotado e o que essas janelas integraram é desfeito. A segunda adapta o limiar à estabilidade do próprio giroscópio: o passo da média entre janelas paradas sucessivas é medido continuamente, e o limiar não fica abaixo de quatro vezes esse passo. O fator de suavização do viés passou de 0,1 para 0,3, para que ele acompanhe mais de perto um viés em movimento. O custo é que um giro manual contínuo e muito lento — velocidade quase constante abaixo de cerca de 0,5 °/s por vários segundos, ou abaixo de 1 °/s por mais de 20 s — é indistinguível de um viés que mudou e é descartado.</w:t>
+      </w:r>
+    </w:p>
+    <w:p>
+      <w:pPr>
+        <w:spacing w:after="200" w:before="0" w:line="360" w:lineRule="auto"/>
+        <w:ind w:firstLine="709"/>
+        <w:jc w:val="both"/>
+      </w:pPr>
+      <w:r>
+        <w:rPr>
+          <w:rFonts w:ascii="Times New Roman" w:cs="Times New Roman" w:eastAsia="Times New Roman" w:hAnsi="Times New Roman"/>
+          <w:sz w:val="24"/>
+          <w:szCs w:val="24"/>
+        </w:rPr>
+        <w:t>Leituras espúrias e saturação. Com o fundo de escala do giroscópio ampliado para ±1000 °/s na mesma versão (Tabela 1), um quadro corrompido no barramento I2C que passe pelo teste de plausibilidade do acelerômetro traz uma leitura de giro de até 1000 °/s, e três quadros seguidos venciam o filtro de mediana de cinco amostras. Uma amostra que difere da anterior em mais de 100 °/s — variação fisicamente impossível em 10 ms com o filtro passa-baixa de 21 Hz — passa a ser descartada como leitura falha. O sensor também passou a ser configurado antes de ser retirado do modo de baixo consumo: após uma reinicialização ele volta em ±250 °/s, e, retirado do modo de baixo consumo com uma escrita de configuração falhando, mediria o giro quatro vezes maior que o convertido pelo firmware até a verificação seguinte.</w:t>
       </w:r>
     </w:p>
     <w:tbl>
@@ -7280,7 +7454,7 @@
                 <w:sz w:val="20"/>
                 <w:szCs w:val="20"/>
               </w:rPr>
-              <w:t xml:space="preserve">1,0 °/s</w:t>
+              <w:t>0,1 °/s (piso)</w:t>
             </w:r>
           </w:p>
         </w:tc>
@@ -7308,7 +7482,7 @@
                 <w:sz w:val="20"/>
                 <w:szCs w:val="20"/>
               </w:rPr>
-              <w:t xml:space="preserve">Comparado à distância entre a média de g_y/g_z na janela e o viés de cada eixo (não ao pico)</w:t>
+              <w:t>Comparado à distância entre a média de g_y/g_z na janela e o viés de cada eixo; cresce com a vibração (1,2 × dispersão) e com o passeio do viés (4 × passo entre janelas paradas)</w:t>
             </w:r>
           </w:p>
         </w:tc>
@@ -7366,7 +7540,7 @@
                 <w:sz w:val="20"/>
                 <w:szCs w:val="20"/>
               </w:rPr>
-              <w:t xml:space="preserve">0,1</w:t>
+              <w:t>0,3</w:t>
             </w:r>
           </w:p>
         </w:tc>
@@ -7452,7 +7626,7 @@
                 <w:sz w:val="20"/>
                 <w:szCs w:val="20"/>
               </w:rPr>
-              <w:t xml:space="preserve">1,0 (pendente de calibração)</w:t>
+              <w:t>1,030 (preliminar)</w:t>
             </w:r>
           </w:p>
         </w:tc>
@@ -7480,7 +7654,7 @@
                 <w:sz w:val="20"/>
                 <w:szCs w:val="20"/>
               </w:rPr>
-              <w:t xml:space="preserve">Compensa a tolerância de fábrica do giroscópio (±3%)</w:t>
+              <w:t>Compensa a tolerância de fábrica do giroscópio (±3%); calibração de 2 pontos da versão 1.6.9, a refazer</w:t>
             </w:r>
           </w:p>
         </w:tc>
@@ -7538,7 +7712,7 @@
                 <w:sz w:val="20"/>
                 <w:szCs w:val="20"/>
               </w:rPr>
-              <w:t xml:space="preserve">0,1 s</w:t>
+              <w:t>0,3 s</w:t>
             </w:r>
           </w:p>
         </w:tc>
@@ -7567,6 +7741,178 @@
                 <w:szCs w:val="20"/>
               </w:rPr>
               <w:t xml:space="preserve">Protege contra atrasos anômalos do laço principal</w:t>
+            </w:r>
+          </w:p>
+        </w:tc>
+      </w:tr>
+      <w:tr>
+        <w:tc>
+          <w:tcPr>
+            <w:tcW w:type="dxa" w:w="2900"/>
+            <w:tcMar>
+              <w:top w:type="dxa" w:w="60"/>
+              <w:left w:type="dxa" w:w="100"/>
+              <w:bottom w:type="dxa" w:w="60"/>
+              <w:right w:type="dxa" w:w="100"/>
+            </w:tcMar>
+            <w:vAlign w:val="center"/>
+          </w:tcPr>
+          <w:p>
+            <w:pPr>
+              <w:spacing w:line="240" w:lineRule="auto"/>
+              <w:jc w:val="left"/>
+            </w:pPr>
+            <w:r>
+              <w:rPr>
+                <w:rFonts w:ascii="Times New Roman" w:cs="Times New Roman" w:eastAsia="Times New Roman" w:hAnsi="Times New Roman"/>
+                <w:b w:val="false"/>
+                <w:bCs w:val="false"/>
+                <w:sz w:val="20"/>
+                <w:szCs w:val="20"/>
+              </w:rPr>
+              <w:t>Viés que mudou com o eixo parado</w:t>
+            </w:r>
+          </w:p>
+        </w:tc>
+        <w:tc>
+          <w:tcPr>
+            <w:tcW w:type="dxa" w:w="2700"/>
+            <w:tcMar>
+              <w:top w:type="dxa" w:w="60"/>
+              <w:left w:type="dxa" w:w="100"/>
+              <w:bottom w:type="dxa" w:w="60"/>
+              <w:right w:type="dxa" w:w="100"/>
+            </w:tcMar>
+            <w:vAlign w:val="center"/>
+          </w:tcPr>
+          <w:p>
+            <w:pPr>
+              <w:spacing w:line="240" w:lineRule="auto"/>
+              <w:jc w:val="left"/>
+            </w:pPr>
+            <w:r>
+              <w:rPr>
+                <w:rFonts w:ascii="Times New Roman" w:cs="Times New Roman" w:eastAsia="Times New Roman" w:hAnsi="Times New Roman"/>
+                <w:b w:val="false"/>
+                <w:bCs w:val="false"/>
+                <w:sz w:val="20"/>
+                <w:szCs w:val="20"/>
+              </w:rPr>
+              <w:t>6 janelas lisas ou 20 abaixo de 1,0 °/s</w:t>
+            </w:r>
+          </w:p>
+        </w:tc>
+        <w:tc>
+          <w:tcPr>
+            <w:tcW w:type="dxa" w:w="3400"/>
+            <w:tcMar>
+              <w:top w:type="dxa" w:w="60"/>
+              <w:left w:type="dxa" w:w="100"/>
+              <w:bottom w:type="dxa" w:w="60"/>
+              <w:right w:type="dxa" w:w="100"/>
+            </w:tcMar>
+            <w:vAlign w:val="center"/>
+          </w:tcPr>
+          <w:p>
+            <w:pPr>
+              <w:spacing w:line="240" w:lineRule="auto"/>
+              <w:jc w:val="left"/>
+            </w:pPr>
+            <w:r>
+              <w:rPr>
+                <w:rFonts w:ascii="Times New Roman" w:cs="Times New Roman" w:eastAsia="Times New Roman" w:hAnsi="Times New Roman"/>
+                <w:b w:val="false"/>
+                <w:bCs w:val="false"/>
+                <w:sz w:val="20"/>
+                <w:szCs w:val="20"/>
+              </w:rPr>
+              <w:t>Janelas sem giro que provam o eixo parado sob um viés que mudou (seção 4.2.1)</w:t>
+            </w:r>
+          </w:p>
+        </w:tc>
+      </w:tr>
+      <w:tr>
+        <w:tc>
+          <w:tcPr>
+            <w:tcW w:type="dxa" w:w="2900"/>
+            <w:tcMar>
+              <w:top w:type="dxa" w:w="60"/>
+              <w:left w:type="dxa" w:w="100"/>
+              <w:bottom w:type="dxa" w:w="60"/>
+              <w:right w:type="dxa" w:w="100"/>
+            </w:tcMar>
+            <w:vAlign w:val="center"/>
+          </w:tcPr>
+          <w:p>
+            <w:pPr>
+              <w:spacing w:line="240" w:lineRule="auto"/>
+              <w:jc w:val="left"/>
+            </w:pPr>
+            <w:r>
+              <w:rPr>
+                <w:rFonts w:ascii="Times New Roman" w:cs="Times New Roman" w:eastAsia="Times New Roman" w:hAnsi="Times New Roman"/>
+                <w:b w:val="false"/>
+                <w:bCs w:val="false"/>
+                <w:sz w:val="20"/>
+                <w:szCs w:val="20"/>
+              </w:rPr>
+              <w:t>Descarte por salto</w:t>
+            </w:r>
+          </w:p>
+        </w:tc>
+        <w:tc>
+          <w:tcPr>
+            <w:tcW w:type="dxa" w:w="2700"/>
+            <w:tcMar>
+              <w:top w:type="dxa" w:w="60"/>
+              <w:left w:type="dxa" w:w="100"/>
+              <w:bottom w:type="dxa" w:w="60"/>
+              <w:right w:type="dxa" w:w="100"/>
+            </w:tcMar>
+            <w:vAlign w:val="center"/>
+          </w:tcPr>
+          <w:p>
+            <w:pPr>
+              <w:spacing w:line="240" w:lineRule="auto"/>
+              <w:jc w:val="left"/>
+            </w:pPr>
+            <w:r>
+              <w:rPr>
+                <w:rFonts w:ascii="Times New Roman" w:cs="Times New Roman" w:eastAsia="Times New Roman" w:hAnsi="Times New Roman"/>
+                <w:b w:val="false"/>
+                <w:bCs w:val="false"/>
+                <w:sz w:val="20"/>
+                <w:szCs w:val="20"/>
+              </w:rPr>
+              <w:t>100 °/s por amostra</w:t>
+            </w:r>
+          </w:p>
+        </w:tc>
+        <w:tc>
+          <w:tcPr>
+            <w:tcW w:type="dxa" w:w="3400"/>
+            <w:tcMar>
+              <w:top w:type="dxa" w:w="60"/>
+              <w:left w:type="dxa" w:w="100"/>
+              <w:bottom w:type="dxa" w:w="60"/>
+              <w:right w:type="dxa" w:w="100"/>
+            </w:tcMar>
+            <w:vAlign w:val="center"/>
+          </w:tcPr>
+          <w:p>
+            <w:pPr>
+              <w:spacing w:line="240" w:lineRule="auto"/>
+              <w:jc w:val="left"/>
+            </w:pPr>
+            <w:r>
+              <w:rPr>
+                <w:rFonts w:ascii="Times New Roman" w:cs="Times New Roman" w:eastAsia="Times New Roman" w:hAnsi="Times New Roman"/>
+                <w:b w:val="false"/>
+                <w:bCs w:val="false"/>
+                <w:sz w:val="20"/>
+                <w:szCs w:val="20"/>
+              </w:rPr>
+              <w:t>Variação máxima entre amostras de 10 ms; acima disso, leitura corrompida</w:t>
             </w:r>
           </w:p>
         </w:tc>
@@ -7643,7 +7989,7 @@
           <w:sz w:val="24"/>
           <w:szCs w:val="24"/>
         </w:rPr>
-        <w:t xml:space="preserve">ou seja, o erro de escala é proporcional ao deslocamento atual em relação ao zero calibrado, e não se acumula com o tempo nem com o número de movimentos realizados — ele é limitado pelo curso mecânico do eixo e desaparece quando o eixo retorna à posição zero. A correção definitiva (PAN_SCALE_CORRECTION, hoje fixada em 1,0) depende de uma calibração de bancada: girar o eixo entre duas posições de separação angular conhecida e calcular a razão entre o ângulo real e o ângulo integrado.</w:t>
+        <w:t>ou seja, o erro de escala é proporcional ao deslocamento atual em relação ao zero calibrado, e não se acumula com o tempo nem com o número de movimentos realizados — ele é limitado pelo curso mecânico do eixo e desaparece quando o eixo retorna à posição zero. A correção definitiva (PAN_SCALE_CORRECTION, hoje em 1,030 — calibração preliminar de dois pontos feita na versão 1.6.9, antes das correções das versões 1.6.14 e 1.6.15, e que deve ser refeita) depende de uma calibração de bancada: girar o eixo entre duas posições de separação angular conhecida e calcular a razão entre o ângulo real e o ângulo integrado.</w:t>
       </w:r>
     </w:p>
     <w:p>
@@ -11491,7 +11837,7 @@
                 <w:sz w:val="20"/>
                 <w:szCs w:val="20"/>
               </w:rPr>
-              <w:t xml:space="preserve">60,02° (sem compensação de tilt, o resultado seria 30°)</w:t>
+              <w:t>60,02° na versão 1.6.15 (sem compensação de tilt, o resultado seria 30°; com o sinal invertido das versões até a 1.6.14, −30°)</w:t>
             </w:r>
           </w:p>
         </w:tc>
@@ -11724,6 +12070,296 @@
                 <w:szCs w:val="20"/>
               </w:rPr>
               <w:t xml:space="preserve">29,77° mantidos</w:t>
+            </w:r>
+          </w:p>
+        </w:tc>
+      </w:tr>
+      <w:tr>
+        <w:tc>
+          <w:tcPr>
+            <w:tcW w:type="dxa" w:w="4700"/>
+            <w:tcMar>
+              <w:top w:type="dxa" w:w="60"/>
+              <w:left w:type="dxa" w:w="100"/>
+              <w:bottom w:type="dxa" w:w="60"/>
+              <w:right w:type="dxa" w:w="100"/>
+            </w:tcMar>
+            <w:vAlign w:val="center"/>
+          </w:tcPr>
+          <w:p>
+            <w:pPr>
+              <w:spacing w:line="240" w:lineRule="auto"/>
+              <w:jc w:val="left"/>
+            </w:pPr>
+            <w:r>
+              <w:rPr>
+                <w:rFonts w:ascii="Times New Roman" w:cs="Times New Roman" w:eastAsia="Times New Roman" w:hAnsi="Times New Roman"/>
+                <w:b w:val="false"/>
+                <w:bCs w:val="false"/>
+                <w:sz w:val="20"/>
+                <w:szCs w:val="20"/>
+              </w:rPr>
+              <w:t>Giro à mão de +8° em 16 s (pico de 1 °/s) — v1.6.14</w:t>
+            </w:r>
+          </w:p>
+        </w:tc>
+        <w:tc>
+          <w:tcPr>
+            <w:tcW w:type="dxa" w:w="4300"/>
+            <w:tcMar>
+              <w:top w:type="dxa" w:w="60"/>
+              <w:left w:type="dxa" w:w="100"/>
+              <w:bottom w:type="dxa" w:w="60"/>
+              <w:right w:type="dxa" w:w="100"/>
+            </w:tcMar>
+            <w:vAlign w:val="center"/>
+          </w:tcPr>
+          <w:p>
+            <w:pPr>
+              <w:spacing w:line="240" w:lineRule="auto"/>
+              <w:jc w:val="left"/>
+            </w:pPr>
+            <w:r>
+              <w:rPr>
+                <w:rFonts w:ascii="Times New Roman" w:cs="Times New Roman" w:eastAsia="Times New Roman" w:hAnsi="Times New Roman"/>
+                <w:b w:val="false"/>
+                <w:bCs w:val="false"/>
+                <w:sz w:val="20"/>
+                <w:szCs w:val="20"/>
+              </w:rPr>
+              <w:t>7,9° (na versão 1.6.13: 0,00°, com excursão até −0,64°)</w:t>
+            </w:r>
+          </w:p>
+        </w:tc>
+      </w:tr>
+      <w:tr>
+        <w:tc>
+          <w:tcPr>
+            <w:tcW w:type="dxa" w:w="4700"/>
+            <w:tcMar>
+              <w:top w:type="dxa" w:w="60"/>
+              <w:left w:type="dxa" w:w="100"/>
+              <w:bottom w:type="dxa" w:w="60"/>
+              <w:right w:type="dxa" w:w="100"/>
+            </w:tcMar>
+            <w:vAlign w:val="center"/>
+          </w:tcPr>
+          <w:p>
+            <w:pPr>
+              <w:spacing w:line="240" w:lineRule="auto"/>
+              <w:jc w:val="left"/>
+            </w:pPr>
+            <w:r>
+              <w:rPr>
+                <w:rFonts w:ascii="Times New Roman" w:cs="Times New Roman" w:eastAsia="Times New Roman" w:hAnsi="Times New Roman"/>
+                <w:b w:val="false"/>
+                <w:bCs w:val="false"/>
+                <w:sz w:val="20"/>
+                <w:szCs w:val="20"/>
+              </w:rPr>
+              <w:t>Oito passos à mão de +1° — v1.6.14</w:t>
+            </w:r>
+          </w:p>
+        </w:tc>
+        <w:tc>
+          <w:tcPr>
+            <w:tcW w:type="dxa" w:w="4300"/>
+            <w:tcMar>
+              <w:top w:type="dxa" w:w="60"/>
+              <w:left w:type="dxa" w:w="100"/>
+              <w:bottom w:type="dxa" w:w="60"/>
+              <w:right w:type="dxa" w:w="100"/>
+            </w:tcMar>
+            <w:vAlign w:val="center"/>
+          </w:tcPr>
+          <w:p>
+            <w:pPr>
+              <w:spacing w:line="240" w:lineRule="auto"/>
+              <w:jc w:val="left"/>
+            </w:pPr>
+            <w:r>
+              <w:rPr>
+                <w:rFonts w:ascii="Times New Roman" w:cs="Times New Roman" w:eastAsia="Times New Roman" w:hAnsi="Times New Roman"/>
+                <w:b w:val="false"/>
+                <w:bCs w:val="false"/>
+                <w:sz w:val="20"/>
+                <w:szCs w:val="20"/>
+              </w:rPr>
+              <w:t>8,00° (na versão 1.6.13: 0,00°)</w:t>
+            </w:r>
+          </w:p>
+        </w:tc>
+      </w:tr>
+      <w:tr>
+        <w:tc>
+          <w:tcPr>
+            <w:tcW w:type="dxa" w:w="4700"/>
+            <w:tcMar>
+              <w:top w:type="dxa" w:w="60"/>
+              <w:left w:type="dxa" w:w="100"/>
+              <w:bottom w:type="dxa" w:w="60"/>
+              <w:right w:type="dxa" w:w="100"/>
+            </w:tcMar>
+            <w:vAlign w:val="center"/>
+          </w:tcPr>
+          <w:p>
+            <w:pPr>
+              <w:spacing w:line="240" w:lineRule="auto"/>
+              <w:jc w:val="left"/>
+            </w:pPr>
+            <w:r>
+              <w:rPr>
+                <w:rFonts w:ascii="Times New Roman" w:cs="Times New Roman" w:eastAsia="Times New Roman" w:hAnsi="Times New Roman"/>
+                <w:b w:val="false"/>
+                <w:bCs w:val="false"/>
+                <w:sz w:val="20"/>
+                <w:szCs w:val="20"/>
+              </w:rPr>
+              <w:t>Ensaio de bancada −30°/+90°/+30°/+60°/0° com o viés do giroscópio em passeio aleatório — v1.6.15</w:t>
+            </w:r>
+          </w:p>
+        </w:tc>
+        <w:tc>
+          <w:tcPr>
+            <w:tcW w:type="dxa" w:w="4300"/>
+            <w:tcMar>
+              <w:top w:type="dxa" w:w="60"/>
+              <w:left w:type="dxa" w:w="100"/>
+              <w:bottom w:type="dxa" w:w="60"/>
+              <w:right w:type="dxa" w:w="100"/>
+            </w:tcMar>
+            <w:vAlign w:val="center"/>
+          </w:tcPr>
+          <w:p>
+            <w:pPr>
+              <w:spacing w:line="240" w:lineRule="auto"/>
+              <w:jc w:val="left"/>
+            </w:pPr>
+            <w:r>
+              <w:rPr>
+                <w:rFonts w:ascii="Times New Roman" w:cs="Times New Roman" w:eastAsia="Times New Roman" w:hAnsi="Times New Roman"/>
+                <w:b w:val="false"/>
+                <w:bCs w:val="false"/>
+                <w:sz w:val="20"/>
+                <w:szCs w:val="20"/>
+              </w:rPr>
+              <w:t>Pior erro de 0,17° (na versão 1.6.14: 3,8°)</w:t>
+            </w:r>
+          </w:p>
+        </w:tc>
+      </w:tr>
+      <w:tr>
+        <w:tc>
+          <w:tcPr>
+            <w:tcW w:type="dxa" w:w="4700"/>
+            <w:tcMar>
+              <w:top w:type="dxa" w:w="60"/>
+              <w:left w:type="dxa" w:w="100"/>
+              <w:bottom w:type="dxa" w:w="60"/>
+              <w:right w:type="dxa" w:w="100"/>
+            </w:tcMar>
+            <w:vAlign w:val="center"/>
+          </w:tcPr>
+          <w:p>
+            <w:pPr>
+              <w:spacing w:line="240" w:lineRule="auto"/>
+              <w:jc w:val="left"/>
+            </w:pPr>
+            <w:r>
+              <w:rPr>
+                <w:rFonts w:ascii="Times New Roman" w:cs="Times New Roman" w:eastAsia="Times New Roman" w:hAnsi="Times New Roman"/>
+                <w:b w:val="false"/>
+                <w:bCs w:val="false"/>
+                <w:sz w:val="20"/>
+                <w:szCs w:val="20"/>
+              </w:rPr>
+              <w:t>Mesmo ensaio logo após ligar, com o viés variando 2 °/s em cerca de 1 min — v1.6.15</w:t>
+            </w:r>
+          </w:p>
+        </w:tc>
+        <w:tc>
+          <w:tcPr>
+            <w:tcW w:type="dxa" w:w="4300"/>
+            <w:tcMar>
+              <w:top w:type="dxa" w:w="60"/>
+              <w:left w:type="dxa" w:w="100"/>
+              <w:bottom w:type="dxa" w:w="60"/>
+              <w:right w:type="dxa" w:w="100"/>
+            </w:tcMar>
+            <w:vAlign w:val="center"/>
+          </w:tcPr>
+          <w:p>
+            <w:pPr>
+              <w:spacing w:line="240" w:lineRule="auto"/>
+              <w:jc w:val="left"/>
+            </w:pPr>
+            <w:r>
+              <w:rPr>
+                <w:rFonts w:ascii="Times New Roman" w:cs="Times New Roman" w:eastAsia="Times New Roman" w:hAnsi="Times New Roman"/>
+                <w:b w:val="false"/>
+                <w:bCs w:val="false"/>
+                <w:sz w:val="20"/>
+                <w:szCs w:val="20"/>
+              </w:rPr>
+              <w:t>Pior erro de 0,10° (na versão 1.6.14: 54°)</w:t>
+            </w:r>
+          </w:p>
+        </w:tc>
+      </w:tr>
+      <w:tr>
+        <w:tc>
+          <w:tcPr>
+            <w:tcW w:type="dxa" w:w="4700"/>
+            <w:tcMar>
+              <w:top w:type="dxa" w:w="60"/>
+              <w:left w:type="dxa" w:w="100"/>
+              <w:bottom w:type="dxa" w:w="60"/>
+              <w:right w:type="dxa" w:w="100"/>
+            </w:tcMar>
+            <w:vAlign w:val="center"/>
+          </w:tcPr>
+          <w:p>
+            <w:pPr>
+              <w:spacing w:line="240" w:lineRule="auto"/>
+              <w:jc w:val="left"/>
+            </w:pPr>
+            <w:r>
+              <w:rPr>
+                <w:rFonts w:ascii="Times New Roman" w:cs="Times New Roman" w:eastAsia="Times New Roman" w:hAnsi="Times New Roman"/>
+                <w:b w:val="false"/>
+                <w:bCs w:val="false"/>
+                <w:sz w:val="20"/>
+                <w:szCs w:val="20"/>
+              </w:rPr>
+              <w:t>Inclinação fixa de 30°, azimute +40° — v1.6.15</w:t>
+            </w:r>
+          </w:p>
+        </w:tc>
+        <w:tc>
+          <w:tcPr>
+            <w:tcW w:type="dxa" w:w="4300"/>
+            <w:tcMar>
+              <w:top w:type="dxa" w:w="60"/>
+              <w:left w:type="dxa" w:w="100"/>
+              <w:bottom w:type="dxa" w:w="60"/>
+              <w:right w:type="dxa" w:w="100"/>
+            </w:tcMar>
+            <w:vAlign w:val="center"/>
+          </w:tcPr>
+          <w:p>
+            <w:pPr>
+              <w:spacing w:line="240" w:lineRule="auto"/>
+              <w:jc w:val="left"/>
+            </w:pPr>
+            <w:r>
+              <w:rPr>
+                <w:rFonts w:ascii="Times New Roman" w:cs="Times New Roman" w:eastAsia="Times New Roman" w:hAnsi="Times New Roman"/>
+                <w:b w:val="false"/>
+                <w:bCs w:val="false"/>
+                <w:sz w:val="20"/>
+                <w:szCs w:val="20"/>
+              </w:rPr>
+              <w:t>40,02° (na versão 1.6.14: 20,0°)</w:t>
             </w:r>
           </w:p>
         </w:tc>
@@ -11755,7 +12391,22 @@
           <w:sz w:val="24"/>
           <w:szCs w:val="24"/>
         </w:rPr>
-        <w:t xml:space="preserve">O piso de detecção observado nos testes correspondeu ao previsto pelo produto limiar × janela (seção 4.2.1): movimentos de até aproximadamente 1° foram descartados como ruído, e movimentos a partir de aproximadamente 2° foram preservados integralmente. As três últimas linhas foram acrescentadas nesta revisão, depois que o defeito de viés dependente da inclinação (seção 4.2.1) foi observado em bancada: os cenários originais, todos com inclinação fixa durante o teste, não o exercitavam. Os cenários estão automatizados em sim/pan_sim.cpp, executado pelo script sim/run.sh. Ressalta-se que esses resultados validam a correção matemática do algoritmo, e não seu comportamento contra o sensor físico real — validação que permanece pendente (seção 7.4).</w:t>
+        <w:t>Até a versão 1.6.13, o piso de detecção observado correspondeu ao previsto pelo produto limiar × janela (seção 4.2.1): movimentos de até aproximadamente 1° eram descartados como ruído, e movimentos a partir de aproximadamente 2° eram preservados integralmente; desde a versão 1.6.14 o piso é de cerca de 0,1° para um movimento isolado. As três linhas marcadas "v1.6.1" foram acrescentadas na revisão 03, depois que o defeito de viés dependente da inclinação (seção 4.2.1) foi observado em bancada: os cenários originais, todos com inclinação fixa durante o teste, não o exercitavam. Os cenários estão automatizados em sim/pan_sim.cpp, executado pelo script sim/run.sh. Ressalta-se que esses resultados validam a correção matemática do algoritmo, e não seu comportamento contra o sensor físico real — validação que permanece pendente (seção 7.4).</w:t>
+      </w:r>
+    </w:p>
+    <w:p>
+      <w:pPr>
+        <w:spacing w:after="200" w:before="0" w:line="360" w:lineRule="auto"/>
+        <w:ind w:firstLine="709"/>
+        <w:jc w:val="both"/>
+      </w:pPr>
+      <w:r>
+        <w:rPr>
+          <w:rFonts w:ascii="Times New Roman" w:cs="Times New Roman" w:eastAsia="Times New Roman" w:hAnsi="Times New Roman"/>
+          <w:sz w:val="24"/>
+          <w:szCs w:val="24"/>
+        </w:rPr>
+        <w:t>As cinco últimas linhas da Tabela 8 vêm das versões 1.6.14 e 1.6.15. As do ensaio de bancada reproduzem o segundo ensaio físico (seção 4.2.1), em que a versão 1.6.14 errou até 10,9°; a última confirma a correção do sinal da compensação de tilt, que os cenários anteriores não detectavam porque o sensor simulado tinha o mesmo sinal invertido do firmware — desde a versão 1.6.15 os simuladores geram as leituras pela física. Em uma avaliação com 20 sementes aleatórias do mesmo ensaio, com filtro passa-baixa, quantização e saturação do sensor, o pior erro das cinco leituras ficou em 0,07° (percentil 90) com o giroscópio estável, inclusive a 30° de inclinação; com o viés em passeio aleatório de 0,02 a 0,03 °/s/√s, entre 0,45° e 0,88°; e logo após ligar, 0,29°. No ensaio de resistência de 100 sementes (motor, deriva térmica, vibração e falhas de hardware injetadas), a mediana do pior erro foi de 0,30° e o pior caso, de 1,05°.</w:t>
       </w:r>
     </w:p>
     <w:p>
@@ -12289,7 +12940,7 @@
           <w:sz w:val="24"/>
           <w:szCs w:val="24"/>
         </w:rPr>
-        <w:t xml:space="preserve">• Orientação de montagem do sensor: a fórmula de inclinação (atan2 sobre os eixos Y e Z) e a de compensação de tilt do azimute assumem uma orientação específica de montagem do MPU6050 (eixo X alinhado ao eixo mecânico de giro), recomendada mas ainda não confirmada fisicamente por um ensaio de bancada.</w:t>
+        <w:t>• Orientação de montagem do sensor: a fórmula de inclinação (atan2 sobre os eixos Y e Z) e a de compensação de tilt do azimute assumem que o eixo X do MPU6050 está alinhado ao eixo mecânico de tilt, orientação recomendada mas ainda não confirmada fisicamente por um ensaio de bancada.</w:t>
       </w:r>
     </w:p>
     <w:p>
@@ -12303,7 +12954,7 @@
           <w:sz w:val="24"/>
           <w:szCs w:val="24"/>
         </w:rPr>
-        <w:t xml:space="preserve">• Sinal do termo de compensação de tilt (−g_y·sen θ): depende da lateralidade (handedness) real da montagem física; próximo de θ = 0° esse termo se anula, de modo que um sinal invertido não se manifestaria nos testes realizados com a inclinação zerada — é necessário testar o azimute com a inclinação em ±45°/±60° para confirmar o sinal.</w:t>
+        <w:t>• Compensação de tilt do azimute (sinal corrigido na v1.6.15 — seção 4.2): por ser o produto escalar da vertical medida pelo acelerômetro com a velocidade angular medida pelo giroscópio, nos mesmos eixos do chip, não depende da lateralidade (handedness) da montagem; a confirmação em bancada está pendente — o mesmo giro de azimute com a inclinação em 0° e em ±30°/±45° deve resultar no mesmo ângulo.</w:t>
       </w:r>
     </w:p>
     <w:p>
@@ -12317,7 +12968,35 @@
           <w:sz w:val="24"/>
           <w:szCs w:val="24"/>
         </w:rPr>
-        <w:t xml:space="preserve">• Fator de escala do giroscópio (PAN_SCALE_CORRECTION): permanece fixado em 1,0, pendente de uma calibração de bancada entre duas posições de separação angular conhecida; até então, subsiste a tolerância de fábrica do giroscópio (aproximadamente ±3%).</w:t>
+        <w:t>• Fator de escala do giroscópio (PAN_SCALE_CORRECTION): 1,030, calibração preliminar de dois pontos feita na versão 1.6.9, antes das correções das versões 1.6.14 e 1.6.15; deve ser refeita com giros de 90° com a inclinação em 0°. Até lá, subsiste parte da tolerância de fábrica do giroscópio (aproximadamente ±3%).</w:t>
+      </w:r>
+    </w:p>
+    <w:p>
+      <w:pPr>
+        <w:spacing w:after="140" w:line="360" w:lineRule="auto"/>
+        <w:ind w:left="700" w:hanging="300"/>
+      </w:pPr>
+      <w:r>
+        <w:rPr>
+          <w:rFonts w:ascii="Times New Roman" w:cs="Times New Roman" w:eastAsia="Times New Roman" w:hAnsi="Times New Roman"/>
+          <w:sz w:val="24"/>
+          <w:szCs w:val="24"/>
+        </w:rPr>
+        <w:t>• Azimute sob variação do viés do giroscópio (v1.6.15 — seção 4.2.1): validado em simulação; a repetir em bancada o ensaio −30°/+90°/+30°/+60°/0°, ligando a placa 1 a 2 min antes de calibrar e girando em poucos segundos.</w:t>
+      </w:r>
+    </w:p>
+    <w:p>
+      <w:pPr>
+        <w:spacing w:after="140" w:line="360" w:lineRule="auto"/>
+        <w:ind w:left="700" w:hanging="300"/>
+      </w:pPr>
+      <w:r>
+        <w:rPr>
+          <w:rFonts w:ascii="Times New Roman" w:cs="Times New Roman" w:eastAsia="Times New Roman" w:hAnsi="Times New Roman"/>
+          <w:sz w:val="24"/>
+          <w:szCs w:val="24"/>
+        </w:rPr>
+        <w:t>• Giro manual contínuo e muito lento (seção 4.2.1): abaixo de cerca de 0,5 °/s por vários segundos, ou abaixo de 1 °/s por mais de cerca de 20 s, é tomado como variação do viés e descartado — limite inerente a distinguir, só pelo giroscópio, um movimento lento de um viés que mudou.</w:t>
       </w:r>
     </w:p>
     <w:p>
@@ -12476,7 +13155,7 @@
           <w:sz w:val="24"/>
           <w:szCs w:val="24"/>
         </w:rPr>
-        <w:t xml:space="preserve">O primeiro ensaio em bancada, com o firmware gravado em um ESP32 físico, expôs dois defeitos que as simulações anteriores não cobriam — o viés do azimute dependente da inclinação e o orçamento de handles do serviço BLE —, ambos corrigidos na versão 1.6.1 e agora reproduzidos por testes automatizados (seções 7.1 e 7.3). O episódio reforça o valor do ensaio físico e, ao mesmo tempo, o de transformar cada defeito encontrado em um caso de teste permanente.</w:t>
+        <w:t>O primeiro ensaio em bancada, com o firmware gravado em um ESP32 físico, expôs dois defeitos que as simulações anteriores não cobriam — o viés do azimute dependente da inclinação e o orçamento de handles do serviço BLE —, ambos corrigidos na versão 1.6.1 e agora reproduzidos por testes automatizados (seções 7.1 e 7.3). O episódio reforça o valor do ensaio físico e, ao mesmo tempo, o de transformar cada defeito encontrado em um caso de teste permanente. O segundo ensaio, com giros de azimute à mão, expôs a variação do viés do giroscópio com o eixo parado e, ao ser reproduzido em simulação com a física correta do sensor, um sinal invertido na compensação de tilt presente desde a versão 1.2.0 — ambos corrigidos na versão 1.6.15.</w:t>
       </w:r>
     </w:p>
     <w:p>
@@ -12491,7 +13170,7 @@
           <w:sz w:val="24"/>
           <w:szCs w:val="24"/>
         </w:rPr>
-        <w:t xml:space="preserve">Os próximos passos naturais do projeto são as validações listadas na seção 7.4 — em particular, a confirmação da orientação de montagem do sensor, a calibração do fator de escala do giroscópio e a validação com o sensor montado no pan-tilt —, sem as quais o sistema, já verificado em bancada, ainda não deve ser considerado validado para uso em campo.</w:t>
+        <w:t>Os próximos passos naturais do projeto são as validações listadas na seção 7.4 — em particular, a confirmação da orientação de montagem do sensor e da compensação de tilt, a repetição do ensaio de azimute à mão, a recalibração do fator de escala do giroscópio e a validação com o sensor montado no pan-tilt —, sem as quais o sistema, já verificado em bancada, ainda não deve ser considerado validado para uso em campo.</w:t>
       </w:r>
     </w:p>
     <w:p>

--- a/docs/relatorio-tecnico-inclinometro.docx
+++ b/docs/relatorio-tecnico-inclinometro.docx
@@ -1277,6 +1277,120 @@
           </w:p>
         </w:tc>
       </w:tr>
+      <w:tr>
+        <w:tc>
+          <w:tcPr>
+            <w:tcW w:type="dxa" w:w="1400"/>
+            <w:tcMar>
+              <w:top w:type="dxa" w:w="60"/>
+              <w:left w:type="dxa" w:w="100"/>
+              <w:bottom w:type="dxa" w:w="60"/>
+              <w:right w:type="dxa" w:w="100"/>
+            </w:tcMar>
+            <w:vAlign w:val="center"/>
+          </w:tcPr>
+          <w:p>
+            <w:pPr>
+              <w:spacing w:line="240" w:lineRule="auto"/>
+              <w:jc w:val="left"/>
+            </w:pPr>
+            <w:r>
+              <w:rPr>
+                <w:rFonts w:ascii="Times New Roman" w:cs="Times New Roman" w:eastAsia="Times New Roman" w:hAnsi="Times New Roman"/>
+                <w:b w:val="false"/>
+                <w:bCs w:val="false"/>
+                <w:sz w:val="20"/>
+                <w:szCs w:val="20"/>
+              </w:rPr>
+              <w:t>05</w:t>
+            </w:r>
+          </w:p>
+        </w:tc>
+        <w:tc>
+          <w:tcPr>
+            <w:tcW w:type="dxa" w:w="1600"/>
+            <w:tcMar>
+              <w:top w:type="dxa" w:w="60"/>
+              <w:left w:type="dxa" w:w="100"/>
+              <w:bottom w:type="dxa" w:w="60"/>
+              <w:right w:type="dxa" w:w="100"/>
+            </w:tcMar>
+            <w:vAlign w:val="center"/>
+          </w:tcPr>
+          <w:p>
+            <w:pPr>
+              <w:spacing w:line="240" w:lineRule="auto"/>
+              <w:jc w:val="left"/>
+            </w:pPr>
+            <w:r>
+              <w:rPr>
+                <w:rFonts w:ascii="Times New Roman" w:cs="Times New Roman" w:eastAsia="Times New Roman" w:hAnsi="Times New Roman"/>
+                <w:b w:val="false"/>
+                <w:bCs w:val="false"/>
+                <w:sz w:val="20"/>
+                <w:szCs w:val="20"/>
+              </w:rPr>
+              <w:t>20/10/2026</w:t>
+            </w:r>
+          </w:p>
+        </w:tc>
+        <w:tc>
+          <w:tcPr>
+            <w:tcW w:type="dxa" w:w="4670"/>
+            <w:tcMar>
+              <w:top w:type="dxa" w:w="60"/>
+              <w:left w:type="dxa" w:w="100"/>
+              <w:bottom w:type="dxa" w:w="60"/>
+              <w:right w:type="dxa" w:w="100"/>
+            </w:tcMar>
+            <w:vAlign w:val="center"/>
+          </w:tcPr>
+          <w:p>
+            <w:pPr>
+              <w:spacing w:line="240" w:lineRule="auto"/>
+              <w:jc w:val="left"/>
+            </w:pPr>
+            <w:r>
+              <w:rPr>
+                <w:rFonts w:ascii="Times New Roman" w:cs="Times New Roman" w:eastAsia="Times New Roman" w:hAnsi="Times New Roman"/>
+                <w:b w:val="false"/>
+                <w:bCs w:val="false"/>
+                <w:sz w:val="20"/>
+                <w:szCs w:val="20"/>
+              </w:rPr>
+              <w:t>Atualização para o firmware 1.6.16, após o terceiro ensaio em bancada: sentido positivo do azimute definido como horário visto de cima (seção 4.2); o trecho lento de um giro — a aproximação final da marca — deixa de ser apagado quando o viés é readotado (seção 4.2.1); novos cenários de validação (seção 7.1) e pendências (seção 7.4).</w:t>
+            </w:r>
+          </w:p>
+        </w:tc>
+        <w:tc>
+          <w:tcPr>
+            <w:tcW w:type="dxa" w:w="1400"/>
+            <w:tcMar>
+              <w:top w:type="dxa" w:w="60"/>
+              <w:left w:type="dxa" w:w="100"/>
+              <w:bottom w:type="dxa" w:w="60"/>
+              <w:right w:type="dxa" w:w="100"/>
+            </w:tcMar>
+            <w:vAlign w:val="center"/>
+          </w:tcPr>
+          <w:p>
+            <w:pPr>
+              <w:spacing w:line="240" w:lineRule="auto"/>
+              <w:jc w:val="left"/>
+            </w:pPr>
+            <w:r>
+              <w:rPr>
+                <w:rFonts w:ascii="Times New Roman" w:cs="Times New Roman" w:eastAsia="Times New Roman" w:hAnsi="Times New Roman"/>
+                <w:b w:val="false"/>
+                <w:bCs w:val="false"/>
+                <w:sz w:val="20"/>
+                <w:szCs w:val="20"/>
+              </w:rPr>
+              <w:t>[NOME DO AUTOR]</w:t>
+            </w:r>
+          </w:p>
+        </w:tc>
+      </w:tr>
     </w:tbl>
     <w:p>
       <w:pPr>
@@ -6997,7 +7111,7 @@
           <w:sz w:val="20"/>
           <w:szCs w:val="20"/>
         </w:rPr>
-        <w:t>ω_pan = g_z · cos(θ) + g_y · sen(θ),   com   θ = atan2(a_y, a_z)</w:t>
+        <w:t>ω_pan = s · [g_z · cos(θ) + g_y · sen(θ)],   com   θ = atan2(a_y, a_z)   e   s = −1</w:t>
       </w:r>
     </w:p>
     <w:p>
@@ -7032,22 +7146,6 @@
     </w:p>
     <w:p>
       <w:pPr>
-        <w:pStyle w:val="Heading3"/>
-        <w:spacing w:after="160" w:before="280"/>
-      </w:pPr>
-      <w:r>
-        <w:rPr>
-          <w:rFonts w:ascii="Times New Roman" w:cs="Times New Roman" w:eastAsia="Times New Roman" w:hAnsi="Times New Roman"/>
-          <w:i/>
-          <w:iCs/>
-          <w:sz w:val="24"/>
-          <w:szCs w:val="24"/>
-        </w:rPr>
-        <w:t xml:space="preserve">4.2.1 Atualização de taxa zero (ZUPT)</w:t>
-      </w:r>
-    </w:p>
-    <w:p>
-      <w:pPr>
         <w:spacing w:after="200" w:before="0" w:line="360" w:lineRule="auto"/>
         <w:ind w:firstLine="709"/>
         <w:jc w:val="both"/>
@@ -7058,7 +7156,23 @@
           <w:sz w:val="24"/>
           <w:szCs w:val="24"/>
         </w:rPr>
-        <w:t>A cada janela de tempo fixa (1000 ms), calcula-se a média das leituras brutas g_y e g_z ao longo da janela. Se essa média estiver suficientemente próxima do viés (bias) corrente estimado para esses dois eixos — a uma distância inferior a um limiar de 0,1 °/s, que é o piso de um limiar adaptativo descrito adiante —, a janela é classificada como "parada" e o viés de cada eixo é atualizado por uma média móvel exponencial em direção ao valor observado, com um fator de suavização de 0,3. O critério utiliza a média da janela, e não sua dispersão (variância), justamente porque vibração mecânica tem média aproximadamente nula: o mastro pode estar balançando sob a ação do vento e a janela ainda ser corretamente reconhecida como parada, sem que a vibração seja confundida com movimento de pan.</w:t>
+        <w:t>O produto escalar fornece a rotação em torno da vertical orientada para cima pela regra da mão direita, isto é, positiva no sentido anti-horário visto de cima, qualquer que seja a montagem. O azimute do pan-tilt é positivo no sentido horário visto de cima, como o azimute de uma bússola, e por isso o firmware multiplica a projeção por s = −1 (constante PAN_DIRECTION_SIGN, a partir da versão 1.6.16). Na versão 1.6.15, já com o sinal de g_y corrigido mas sem esse fator, todo giro foi lido com o sentido invertido no terceiro ensaio em bancada. A versão 1.6.14 acertava o sentido por acaso: com o sensor montado mais próximo da vertical que da horizontal (θ entre 45° e 135°), o fator cos(2θ) do sinal invertido de g_y é negativo e inverte o sentido mais uma vez.</w:t>
+      </w:r>
+    </w:p>
+    <w:p>
+      <w:pPr>
+        <w:pStyle w:val="Heading3"/>
+        <w:spacing w:after="160" w:before="280"/>
+      </w:pPr>
+      <w:r>
+        <w:rPr>
+          <w:rFonts w:ascii="Times New Roman" w:cs="Times New Roman" w:eastAsia="Times New Roman" w:hAnsi="Times New Roman"/>
+          <w:i/>
+          <w:iCs/>
+          <w:sz w:val="24"/>
+          <w:szCs w:val="24"/>
+        </w:rPr>
+        <w:t xml:space="preserve">4.2.1 Atualização de taxa zero (ZUPT)</w:t>
       </w:r>
     </w:p>
     <w:p>
@@ -7073,6 +7187,21 @@
           <w:sz w:val="24"/>
           <w:szCs w:val="24"/>
         </w:rPr>
+        <w:t>A cada janela de tempo fixa (1000 ms), calcula-se a média das leituras brutas g_y e g_z ao longo da janela. Se essa média estiver suficientemente próxima do viés (bias) corrente estimado para esses dois eixos — a uma distância inferior a um limiar de 0,1 °/s, que é o piso de um limiar adaptativo descrito adiante —, a janela é classificada como "parada" e o viés de cada eixo é atualizado por uma média móvel exponencial em direção ao valor observado, com um fator de suavização de 0,3. O critério utiliza a média da janela, e não sua dispersão (variância), justamente porque vibração mecânica tem média aproximadamente nula: o mastro pode estar balançando sob a ação do vento e a janela ainda ser corretamente reconhecida como parada, sem que a vibração seja confundida com movimento de pan.</w:t>
+      </w:r>
+    </w:p>
+    <w:p>
+      <w:pPr>
+        <w:spacing w:after="200" w:before="0" w:line="360" w:lineRule="auto"/>
+        <w:ind w:firstLine="709"/>
+        <w:jc w:val="both"/>
+      </w:pPr>
+      <w:r>
+        <w:rPr>
+          <w:rFonts w:ascii="Times New Roman" w:cs="Times New Roman" w:eastAsia="Times New Roman" w:hAnsi="Times New Roman"/>
+          <w:sz w:val="24"/>
+          <w:szCs w:val="24"/>
+        </w:rPr>
         <w:t xml:space="preserve">O viés é estimado por eixo, no referencial do próprio sensor (b_y e b_z), e só então descontado das leituras antes da projeção na vertical:</w:t>
       </w:r>
     </w:p>
@@ -7087,7 +7216,7 @@
           <w:sz w:val="20"/>
           <w:szCs w:val="20"/>
         </w:rPr>
-        <w:t>ω_pan = (g_z − b_z) · cos(θ) + (g_y − b_y) · sen(θ)</w:t>
+        <w:t>ω_pan = s · [(g_z − b_z) · cos(θ) + (g_y − b_y) · sen(θ)]</w:t>
       </w:r>
       <w:r>
         <w:br/>
@@ -7189,6 +7318,21 @@
           <w:szCs w:val="24"/>
         </w:rPr>
         <w:t>Viés que muda com o eixo parado (versão 1.6.15). O segundo ensaio em bancada, com a versão 1.6.14 e giros à mão para posições conhecidas, leu −35,6°, +83,5°, +20,2°, +49,1° e −7,5° para −30°, +90°, +30°, +60° e o retorno a 0° — um erro que cresce com o tempo, e não com o ângulo. O viés do giroscópio muda com o eixo parado (aquecimento nos primeiros minutos após ligar, passeio aleatório), e bastava que mudasse um pouco mais que o limiar baixo entre duas janelas paradas para todas as seguintes serem classificadas como movimento: como janelas de movimento não atualizam o viés, ele nunca mais era corrigido e a diferença era integrada indefinidamente. A versão 1.6.15 acrescenta duas defesas. A primeira reconhece esse caso: seis janelas seguidas sem giro de verdade (todas abaixo de 2 °/s), com médias sobre uma reta lisa e pouco inclinada — ou vinte seguidas abaixo de 1 °/s, critério equivalente ao da versão 1.6.13 —, só podem ser o eixo parado sob um viés que mudou; o viés é então readotado e o que essas janelas integraram é desfeito. A segunda adapta o limiar à estabilidade do próprio giroscópio: o passo da média entre janelas paradas sucessivas é medido continuamente, e o limiar não fica abaixo de quatro vezes esse passo. O fator de suavização do viés passou de 0,1 para 0,3, para que ele acompanhe mais de perto um viés em movimento. O custo é que um giro manual contínuo e muito lento — velocidade quase constante abaixo de cerca de 0,5 °/s por vários segundos, ou abaixo de 1 °/s por mais de 20 s — é indistinguível de um viés que mudou e é descartado.</w:t>
+      </w:r>
+    </w:p>
+    <w:p>
+      <w:pPr>
+        <w:spacing w:after="200" w:before="0" w:line="360" w:lineRule="auto"/>
+        <w:ind w:firstLine="709"/>
+        <w:jc w:val="both"/>
+      </w:pPr>
+      <w:r>
+        <w:rPr>
+          <w:rFonts w:ascii="Times New Roman" w:cs="Times New Roman" w:eastAsia="Times New Roman" w:hAnsi="Times New Roman"/>
+          <w:sz w:val="24"/>
+          <w:szCs w:val="24"/>
+        </w:rPr>
+        <w:t>Aproximação lenta (versão 1.6.16). No terceiro ensaio em bancada, com a versão 1.6.15, sobrou um erro de cerca de 6° somado ao longo dos giros, que depois permanecia constante. Ao readotar um viés que mudou, a versão 1.6.15 desfazia por inteiro tudo o que fora integrado nas janelas abaixo de 2 °/s — mas a aproximação final da marca, feita devagar à mão logo depois do giro, também fica abaixo desse valor e era apagada junto. Na versão 1.6.16, uma janela lenta a até três janelas de um giro, no mesmo sentido dele e mais de 0,1 °/s acima do nível do viés errado, é tratada como parte do giro, e dela se retira apenas a parcela devida ao viés. Essa parcela é estimada, em cada janela, pela reta ajustada nas últimas janelas e, antes delas, por interpolação linear até o começo da excursão — quando o viés ainda estava correto, pois a excursão começa logo após uma janela parada —, e nunca excede o que a janela efetivamente integrou. A readoção forçada (vinte janelas abaixo de 1 °/s) passou a exigir também médias próximas de uma reta, para não apagar passos de giro manual curtos e repetidos.</w:t>
       </w:r>
     </w:p>
     <w:p>
@@ -7917,6 +8061,178 @@
           </w:p>
         </w:tc>
       </w:tr>
+      <w:tr>
+        <w:tc>
+          <w:tcPr>
+            <w:tcW w:type="dxa" w:w="2900"/>
+            <w:tcMar>
+              <w:top w:type="dxa" w:w="60"/>
+              <w:left w:type="dxa" w:w="100"/>
+              <w:bottom w:type="dxa" w:w="60"/>
+              <w:right w:type="dxa" w:w="100"/>
+            </w:tcMar>
+            <w:vAlign w:val="center"/>
+          </w:tcPr>
+          <w:p>
+            <w:pPr>
+              <w:spacing w:line="240" w:lineRule="auto"/>
+              <w:jc w:val="left"/>
+            </w:pPr>
+            <w:r>
+              <w:rPr>
+                <w:rFonts w:ascii="Times New Roman" w:cs="Times New Roman" w:eastAsia="Times New Roman" w:hAnsi="Times New Roman"/>
+                <w:b w:val="false"/>
+                <w:bCs w:val="false"/>
+                <w:sz w:val="20"/>
+                <w:szCs w:val="20"/>
+              </w:rPr>
+              <w:t>Trecho lento de um giro</w:t>
+            </w:r>
+          </w:p>
+        </w:tc>
+        <w:tc>
+          <w:tcPr>
+            <w:tcW w:type="dxa" w:w="2700"/>
+            <w:tcMar>
+              <w:top w:type="dxa" w:w="60"/>
+              <w:left w:type="dxa" w:w="100"/>
+              <w:bottom w:type="dxa" w:w="60"/>
+              <w:right w:type="dxa" w:w="100"/>
+            </w:tcMar>
+            <w:vAlign w:val="center"/>
+          </w:tcPr>
+          <w:p>
+            <w:pPr>
+              <w:spacing w:line="240" w:lineRule="auto"/>
+              <w:jc w:val="left"/>
+            </w:pPr>
+            <w:r>
+              <w:rPr>
+                <w:rFonts w:ascii="Times New Roman" w:cs="Times New Roman" w:eastAsia="Times New Roman" w:hAnsi="Times New Roman"/>
+                <w:b w:val="false"/>
+                <w:bCs w:val="false"/>
+                <w:sz w:val="20"/>
+                <w:szCs w:val="20"/>
+              </w:rPr>
+              <w:t>até 3 janelas de um giro, mesmo sentido, &gt; 0,1 °/s acima da deriva</w:t>
+            </w:r>
+          </w:p>
+        </w:tc>
+        <w:tc>
+          <w:tcPr>
+            <w:tcW w:type="dxa" w:w="3400"/>
+            <w:tcMar>
+              <w:top w:type="dxa" w:w="60"/>
+              <w:left w:type="dxa" w:w="100"/>
+              <w:bottom w:type="dxa" w:w="60"/>
+              <w:right w:type="dxa" w:w="100"/>
+            </w:tcMar>
+            <w:vAlign w:val="center"/>
+          </w:tcPr>
+          <w:p>
+            <w:pPr>
+              <w:spacing w:line="240" w:lineRule="auto"/>
+              <w:jc w:val="left"/>
+            </w:pPr>
+            <w:r>
+              <w:rPr>
+                <w:rFonts w:ascii="Times New Roman" w:cs="Times New Roman" w:eastAsia="Times New Roman" w:hAnsi="Times New Roman"/>
+                <w:b w:val="false"/>
+                <w:bCs w:val="false"/>
+                <w:sz w:val="20"/>
+                <w:szCs w:val="20"/>
+              </w:rPr>
+              <w:t>Não é apagado ao readotar o viés; dele sai só a parcela do viés (seção 4.2.1)</w:t>
+            </w:r>
+          </w:p>
+        </w:tc>
+      </w:tr>
+      <w:tr>
+        <w:tc>
+          <w:tcPr>
+            <w:tcW w:type="dxa" w:w="2900"/>
+            <w:tcMar>
+              <w:top w:type="dxa" w:w="60"/>
+              <w:left w:type="dxa" w:w="100"/>
+              <w:bottom w:type="dxa" w:w="60"/>
+              <w:right w:type="dxa" w:w="100"/>
+            </w:tcMar>
+            <w:vAlign w:val="center"/>
+          </w:tcPr>
+          <w:p>
+            <w:pPr>
+              <w:spacing w:line="240" w:lineRule="auto"/>
+              <w:jc w:val="left"/>
+            </w:pPr>
+            <w:r>
+              <w:rPr>
+                <w:rFonts w:ascii="Times New Roman" w:cs="Times New Roman" w:eastAsia="Times New Roman" w:hAnsi="Times New Roman"/>
+                <w:b w:val="false"/>
+                <w:bCs w:val="false"/>
+                <w:sz w:val="20"/>
+                <w:szCs w:val="20"/>
+              </w:rPr>
+              <w:t>Sentido positivo do azimute</w:t>
+            </w:r>
+          </w:p>
+        </w:tc>
+        <w:tc>
+          <w:tcPr>
+            <w:tcW w:type="dxa" w:w="2700"/>
+            <w:tcMar>
+              <w:top w:type="dxa" w:w="60"/>
+              <w:left w:type="dxa" w:w="100"/>
+              <w:bottom w:type="dxa" w:w="60"/>
+              <w:right w:type="dxa" w:w="100"/>
+            </w:tcMar>
+            <w:vAlign w:val="center"/>
+          </w:tcPr>
+          <w:p>
+            <w:pPr>
+              <w:spacing w:line="240" w:lineRule="auto"/>
+              <w:jc w:val="left"/>
+            </w:pPr>
+            <w:r>
+              <w:rPr>
+                <w:rFonts w:ascii="Times New Roman" w:cs="Times New Roman" w:eastAsia="Times New Roman" w:hAnsi="Times New Roman"/>
+                <w:b w:val="false"/>
+                <w:bCs w:val="false"/>
+                <w:sz w:val="20"/>
+                <w:szCs w:val="20"/>
+              </w:rPr>
+              <w:t>horário visto de cima (s = −1)</w:t>
+            </w:r>
+          </w:p>
+        </w:tc>
+        <w:tc>
+          <w:tcPr>
+            <w:tcW w:type="dxa" w:w="3400"/>
+            <w:tcMar>
+              <w:top w:type="dxa" w:w="60"/>
+              <w:left w:type="dxa" w:w="100"/>
+              <w:bottom w:type="dxa" w:w="60"/>
+              <w:right w:type="dxa" w:w="100"/>
+            </w:tcMar>
+            <w:vAlign w:val="center"/>
+          </w:tcPr>
+          <w:p>
+            <w:pPr>
+              <w:spacing w:line="240" w:lineRule="auto"/>
+              <w:jc w:val="left"/>
+            </w:pPr>
+            <w:r>
+              <w:rPr>
+                <w:rFonts w:ascii="Times New Roman" w:cs="Times New Roman" w:eastAsia="Times New Roman" w:hAnsi="Times New Roman"/>
+                <w:b w:val="false"/>
+                <w:bCs w:val="false"/>
+                <w:sz w:val="20"/>
+                <w:szCs w:val="20"/>
+              </w:rPr>
+              <w:t>Constante PAN_DIRECTION_SIGN (seção 4.2)</w:t>
+            </w:r>
+          </w:p>
+        </w:tc>
+      </w:tr>
     </w:tbl>
     <w:p>
       <w:pPr>
@@ -12364,6 +12680,122 @@
           </w:p>
         </w:tc>
       </w:tr>
+      <w:tr>
+        <w:tc>
+          <w:tcPr>
+            <w:tcW w:type="dxa" w:w="4700"/>
+            <w:tcMar>
+              <w:top w:type="dxa" w:w="60"/>
+              <w:left w:type="dxa" w:w="100"/>
+              <w:bottom w:type="dxa" w:w="60"/>
+              <w:right w:type="dxa" w:w="100"/>
+            </w:tcMar>
+            <w:vAlign w:val="center"/>
+          </w:tcPr>
+          <w:p>
+            <w:pPr>
+              <w:spacing w:line="240" w:lineRule="auto"/>
+              <w:jc w:val="left"/>
+            </w:pPr>
+            <w:r>
+              <w:rPr>
+                <w:rFonts w:ascii="Times New Roman" w:cs="Times New Roman" w:eastAsia="Times New Roman" w:hAnsi="Times New Roman"/>
+                <w:b w:val="false"/>
+                <w:bCs w:val="false"/>
+                <w:sz w:val="20"/>
+                <w:szCs w:val="20"/>
+              </w:rPr>
+              <w:t>Giro horário de 30° visto de cima, placa deitada e placa em pé (tilt 90°) — v1.6.16</w:t>
+            </w:r>
+          </w:p>
+        </w:tc>
+        <w:tc>
+          <w:tcPr>
+            <w:tcW w:type="dxa" w:w="4300"/>
+            <w:tcMar>
+              <w:top w:type="dxa" w:w="60"/>
+              <w:left w:type="dxa" w:w="100"/>
+              <w:bottom w:type="dxa" w:w="60"/>
+              <w:right w:type="dxa" w:w="100"/>
+            </w:tcMar>
+            <w:vAlign w:val="center"/>
+          </w:tcPr>
+          <w:p>
+            <w:pPr>
+              <w:spacing w:line="240" w:lineRule="auto"/>
+              <w:jc w:val="left"/>
+            </w:pPr>
+            <w:r>
+              <w:rPr>
+                <w:rFonts w:ascii="Times New Roman" w:cs="Times New Roman" w:eastAsia="Times New Roman" w:hAnsi="Times New Roman"/>
+                <w:b w:val="false"/>
+                <w:bCs w:val="false"/>
+                <w:sz w:val="20"/>
+                <w:szCs w:val="20"/>
+              </w:rPr>
+              <w:t>+30,0° nos dois casos (na versão 1.6.15: −30,0°)</w:t>
+            </w:r>
+          </w:p>
+        </w:tc>
+      </w:tr>
+      <w:tr>
+        <w:tc>
+          <w:tcPr>
+            <w:tcW w:type="dxa" w:w="4700"/>
+            <w:tcMar>
+              <w:top w:type="dxa" w:w="60"/>
+              <w:left w:type="dxa" w:w="100"/>
+              <w:bottom w:type="dxa" w:w="60"/>
+              <w:right w:type="dxa" w:w="100"/>
+            </w:tcMar>
+            <w:vAlign w:val="center"/>
+          </w:tcPr>
+          <w:p>
+            <w:pPr>
+              <w:spacing w:line="240" w:lineRule="auto"/>
+              <w:jc w:val="left"/>
+            </w:pPr>
+            <w:r>
+              <w:rPr>
+                <w:rFonts w:ascii="Times New Roman" w:cs="Times New Roman" w:eastAsia="Times New Roman" w:hAnsi="Times New Roman"/>
+                <w:b w:val="false"/>
+                <w:bCs w:val="false"/>
+                <w:sz w:val="20"/>
+                <w:szCs w:val="20"/>
+              </w:rPr>
+              <w:t>Ensaio −30°/+90°/+30°/+60°/0° com os últimos 3° de cada giro feitos em 5 s e o viés em passeio aleatório — v1.6.16</w:t>
+            </w:r>
+          </w:p>
+        </w:tc>
+        <w:tc>
+          <w:tcPr>
+            <w:tcW w:type="dxa" w:w="4300"/>
+            <w:tcMar>
+              <w:top w:type="dxa" w:w="60"/>
+              <w:left w:type="dxa" w:w="100"/>
+              <w:bottom w:type="dxa" w:w="60"/>
+              <w:right w:type="dxa" w:w="100"/>
+            </w:tcMar>
+            <w:vAlign w:val="center"/>
+          </w:tcPr>
+          <w:p>
+            <w:pPr>
+              <w:spacing w:line="240" w:lineRule="auto"/>
+              <w:jc w:val="left"/>
+            </w:pPr>
+            <w:r>
+              <w:rPr>
+                <w:rFonts w:ascii="Times New Roman" w:cs="Times New Roman" w:eastAsia="Times New Roman" w:hAnsi="Times New Roman"/>
+                <w:b w:val="false"/>
+                <w:bCs w:val="false"/>
+                <w:sz w:val="20"/>
+                <w:szCs w:val="20"/>
+              </w:rPr>
+              <w:t>Pior erro de 1,2° (na versão 1.6.15: 4,5°, com −4,1° no retorno ao zero)</w:t>
+            </w:r>
+          </w:p>
+        </w:tc>
+      </w:tr>
     </w:tbl>
     <w:p>
       <w:pPr>
@@ -12407,6 +12839,21 @@
           <w:szCs w:val="24"/>
         </w:rPr>
         <w:t>As cinco últimas linhas da Tabela 8 vêm das versões 1.6.14 e 1.6.15. As do ensaio de bancada reproduzem o segundo ensaio físico (seção 4.2.1), em que a versão 1.6.14 errou até 10,9°; a última confirma a correção do sinal da compensação de tilt, que os cenários anteriores não detectavam porque o sensor simulado tinha o mesmo sinal invertido do firmware — desde a versão 1.6.15 os simuladores geram as leituras pela física. Em uma avaliação com 20 sementes aleatórias do mesmo ensaio, com filtro passa-baixa, quantização e saturação do sensor, o pior erro das cinco leituras ficou em 0,07° (percentil 90) com o giroscópio estável, inclusive a 30° de inclinação; com o viés em passeio aleatório de 0,02 a 0,03 °/s/√s, entre 0,45° e 0,88°; e logo após ligar, 0,29°. No ensaio de resistência de 100 sementes (motor, deriva térmica, vibração e falhas de hardware injetadas), a mediana do pior erro foi de 0,30° e o pior caso, de 1,05°.</w:t>
+      </w:r>
+    </w:p>
+    <w:p>
+      <w:pPr>
+        <w:spacing w:after="200" w:before="0" w:line="360" w:lineRule="auto"/>
+        <w:ind w:firstLine="709"/>
+        <w:jc w:val="both"/>
+      </w:pPr>
+      <w:r>
+        <w:rPr>
+          <w:rFonts w:ascii="Times New Roman" w:cs="Times New Roman" w:eastAsia="Times New Roman" w:hAnsi="Times New Roman"/>
+          <w:sz w:val="24"/>
+          <w:szCs w:val="24"/>
+        </w:rPr>
+        <w:t>As duas linhas acrescentadas na revisão 05 reproduzem o terceiro ensaio em bancada. A primeira fixa a convenção de sentido de forma independente da constante do firmware: o sensor simulado gera o giro horário diretamente nos eixos do chip. A segunda reproduz o erro somado de cerca de 6°. Em 20 sementes, com a aproximação final lenta e o viés em passeio aleatório de 0,02 °/s/√s, a mediana do pior erro caiu de 2,0° para 0,4° (últimos 2° em 3 s), de 3,1° para 0,6° (3° em 5 s) e de 5,3° para 0,9° (5° em 8 s). Aproximações muito lentas com o viés em movimento ainda perdem parte do deslocamento.</w:t>
       </w:r>
     </w:p>
     <w:p>
@@ -12954,7 +13401,7 @@
           <w:sz w:val="24"/>
           <w:szCs w:val="24"/>
         </w:rPr>
-        <w:t>• Compensação de tilt do azimute (sinal corrigido na v1.6.15 — seção 4.2): por ser o produto escalar da vertical medida pelo acelerômetro com a velocidade angular medida pelo giroscópio, nos mesmos eixos do chip, não depende da lateralidade (handedness) da montagem; a confirmação em bancada está pendente — o mesmo giro de azimute com a inclinação em 0° e em ±30°/±45° deve resultar no mesmo ângulo.</w:t>
+        <w:t>• Compensação de tilt do azimute (sinal corrigido na v1.6.15 — seção 4.2): por ser o produto escalar da vertical medida pelo acelerômetro com a velocidade angular medida pelo giroscópio, nos mesmos eixos do chip, não depende da lateralidade (handedness) da montagem; a confirmação em bancada está pendente — o mesmo giro de azimute com a inclinação em 0° e em ±30°/±45° deve resultar no mesmo ângulo. Na mesma sessão, confirmar o sentido: um giro horário visto de cima deve ser lido como positivo (versão 1.6.16; se a convenção adotada para o pan-tilt for a oposta, basta trocar o sinal de PAN_DIRECTION_SIGN).</w:t>
       </w:r>
     </w:p>
     <w:p>
@@ -12982,7 +13429,7 @@
           <w:sz w:val="24"/>
           <w:szCs w:val="24"/>
         </w:rPr>
-        <w:t>• Azimute sob variação do viés do giroscópio (v1.6.15 — seção 4.2.1): validado em simulação; a repetir em bancada o ensaio −30°/+90°/+30°/+60°/0°, ligando a placa 1 a 2 min antes de calibrar e girando em poucos segundos.</w:t>
+        <w:t>• Azimute sob variação do viés do giroscópio (v1.6.15 — seção 4.2.1): validado em simulação; a repetir em bancada o ensaio −30°/+90°/+30°/+60°/0°, ligando a placa 1 a 2 min antes de calibrar e girando em poucos segundos. Na versão 1.6.16, a aproximação final lenta da marca é preservada; ainda assim, recomenda-se chegar à marca com um único giro e, se for preciso corrigir, parar 2 a 3 s antes.</w:t>
       </w:r>
     </w:p>
     <w:p>
@@ -13155,7 +13602,7 @@
           <w:sz w:val="24"/>
           <w:szCs w:val="24"/>
         </w:rPr>
-        <w:t>O primeiro ensaio em bancada, com o firmware gravado em um ESP32 físico, expôs dois defeitos que as simulações anteriores não cobriam — o viés do azimute dependente da inclinação e o orçamento de handles do serviço BLE —, ambos corrigidos na versão 1.6.1 e agora reproduzidos por testes automatizados (seções 7.1 e 7.3). O episódio reforça o valor do ensaio físico e, ao mesmo tempo, o de transformar cada defeito encontrado em um caso de teste permanente. O segundo ensaio, com giros de azimute à mão, expôs a variação do viés do giroscópio com o eixo parado e, ao ser reproduzido em simulação com a física correta do sensor, um sinal invertido na compensação de tilt presente desde a versão 1.2.0 — ambos corrigidos na versão 1.6.15.</w:t>
+        <w:t>O primeiro ensaio em bancada, com o firmware gravado em um ESP32 físico, expôs dois defeitos que as simulações anteriores não cobriam — o viés do azimute dependente da inclinação e o orçamento de handles do serviço BLE —, ambos corrigidos na versão 1.6.1 e agora reproduzidos por testes automatizados (seções 7.1 e 7.3). O episódio reforça o valor do ensaio físico e, ao mesmo tempo, o de transformar cada defeito encontrado em um caso de teste permanente. O segundo ensaio, com giros de azimute à mão, expôs a variação do viés do giroscópio com o eixo parado e, ao ser reproduzido em simulação com a física correta do sensor, um sinal invertido na compensação de tilt presente desde a versão 1.2.0 — ambos corrigidos na versão 1.6.15. O terceiro ensaio expôs o sentido do azimute — que a versão 1.6.14 acertava por uma compensação acidental de dois erros — e a perda da aproximação final lenta ao readotar o viés, ambos corrigidos na versão 1.6.16.</w:t>
       </w:r>
     </w:p>
     <w:p>

--- a/docs/relatorio-tecnico-inclinometro.docx
+++ b/docs/relatorio-tecnico-inclinometro.docx
@@ -1391,6 +1391,120 @@
           </w:p>
         </w:tc>
       </w:tr>
+      <w:tr>
+        <w:tc>
+          <w:tcPr>
+            <w:tcW w:type="dxa" w:w="1400"/>
+            <w:tcMar>
+              <w:top w:type="dxa" w:w="60"/>
+              <w:left w:type="dxa" w:w="100"/>
+              <w:bottom w:type="dxa" w:w="60"/>
+              <w:right w:type="dxa" w:w="100"/>
+            </w:tcMar>
+            <w:vAlign w:val="center"/>
+          </w:tcPr>
+          <w:p>
+            <w:pPr>
+              <w:spacing w:line="240" w:lineRule="auto"/>
+              <w:jc w:val="left"/>
+            </w:pPr>
+            <w:r>
+              <w:rPr>
+                <w:rFonts w:ascii="Times New Roman" w:cs="Times New Roman" w:eastAsia="Times New Roman" w:hAnsi="Times New Roman"/>
+                <w:b w:val="false"/>
+                <w:bCs w:val="false"/>
+                <w:sz w:val="20"/>
+                <w:szCs w:val="20"/>
+              </w:rPr>
+              <w:t>06</w:t>
+            </w:r>
+          </w:p>
+        </w:tc>
+        <w:tc>
+          <w:tcPr>
+            <w:tcW w:type="dxa" w:w="1600"/>
+            <w:tcMar>
+              <w:top w:type="dxa" w:w="60"/>
+              <w:left w:type="dxa" w:w="100"/>
+              <w:bottom w:type="dxa" w:w="60"/>
+              <w:right w:type="dxa" w:w="100"/>
+            </w:tcMar>
+            <w:vAlign w:val="center"/>
+          </w:tcPr>
+          <w:p>
+            <w:pPr>
+              <w:spacing w:line="240" w:lineRule="auto"/>
+              <w:jc w:val="left"/>
+            </w:pPr>
+            <w:r>
+              <w:rPr>
+                <w:rFonts w:ascii="Times New Roman" w:cs="Times New Roman" w:eastAsia="Times New Roman" w:hAnsi="Times New Roman"/>
+                <w:b w:val="false"/>
+                <w:bCs w:val="false"/>
+                <w:sz w:val="20"/>
+                <w:szCs w:val="20"/>
+              </w:rPr>
+              <w:t>20/10/2026</w:t>
+            </w:r>
+          </w:p>
+        </w:tc>
+        <w:tc>
+          <w:tcPr>
+            <w:tcW w:type="dxa" w:w="4670"/>
+            <w:tcMar>
+              <w:top w:type="dxa" w:w="60"/>
+              <w:left w:type="dxa" w:w="100"/>
+              <w:bottom w:type="dxa" w:w="60"/>
+              <w:right w:type="dxa" w:w="100"/>
+            </w:tcMar>
+            <w:vAlign w:val="center"/>
+          </w:tcPr>
+          <w:p>
+            <w:pPr>
+              <w:spacing w:line="240" w:lineRule="auto"/>
+              <w:jc w:val="left"/>
+            </w:pPr>
+            <w:r>
+              <w:rPr>
+                <w:rFonts w:ascii="Times New Roman" w:cs="Times New Roman" w:eastAsia="Times New Roman" w:hAnsi="Times New Roman"/>
+                <w:b w:val="false"/>
+                <w:bCs w:val="false"/>
+                <w:sz w:val="20"/>
+                <w:szCs w:val="20"/>
+              </w:rPr>
+              <w:t>Atualização para o firmware 1.6.17, após o quarto ensaio em bancada: azimute projetado nos três eixos do giroscópio, independente da montagem do sensor, com reconhecimento do movimento de tilt pelo acelerômetro (seções 4.2 e 4.2.1); sentido positivo da inclinação invertido (seção 2.2); diagnóstico da montagem (seção 7.4).</w:t>
+            </w:r>
+          </w:p>
+        </w:tc>
+        <w:tc>
+          <w:tcPr>
+            <w:tcW w:type="dxa" w:w="1400"/>
+            <w:tcMar>
+              <w:top w:type="dxa" w:w="60"/>
+              <w:left w:type="dxa" w:w="100"/>
+              <w:bottom w:type="dxa" w:w="60"/>
+              <w:right w:type="dxa" w:w="100"/>
+            </w:tcMar>
+            <w:vAlign w:val="center"/>
+          </w:tcPr>
+          <w:p>
+            <w:pPr>
+              <w:spacing w:line="240" w:lineRule="auto"/>
+              <w:jc w:val="left"/>
+            </w:pPr>
+            <w:r>
+              <w:rPr>
+                <w:rFonts w:ascii="Times New Roman" w:cs="Times New Roman" w:eastAsia="Times New Roman" w:hAnsi="Times New Roman"/>
+                <w:b w:val="false"/>
+                <w:bCs w:val="false"/>
+                <w:sz w:val="20"/>
+                <w:szCs w:val="20"/>
+              </w:rPr>
+              <w:t>[NOME DO AUTOR]</w:t>
+            </w:r>
+          </w:p>
+        </w:tc>
+      </w:tr>
     </w:tbl>
     <w:p>
       <w:pPr>
@@ -5305,7 +5419,7 @@
           <w:sz w:val="24"/>
           <w:szCs w:val="24"/>
         </w:rPr>
-        <w:t xml:space="preserve">O uso da função atan2 de dois argumentos, em vez de asin ou acos de um único eixo, é o que garante sensibilidade aproximadamente constante ao longo de toda a faixa de operação (-60° a +60°), evitando a região de baixa sensibilidade que uma função de um único eixo apresentaria próxima de 90° — uma característica particularmente importante para o Modo Vibração, no qual variações de frações de grau em torno do zero calibrado precisam ser detectadas com sensibilidade máxima.</w:t>
+        <w:t>O uso da função atan2 de dois argumentos, em vez de asin ou acos de um único eixo, é o que garante sensibilidade aproximadamente constante ao longo de toda a faixa de operação (-60° a +60°), evitando a região de baixa sensibilidade que uma função de um único eixo apresentaria próxima de 90° — uma característica particularmente importante para o Modo Vibração, no qual variações de frações de grau em torno do zero calibrado precisam ser detectadas com sensibilidade máxima. O sentido positivo reportado é definido pela constante TILT_DIRECTION_SIGN: no quarto ensaio em bancada, subir era lido como negativo, e desde a versão 1.6.17 a leitura é invertida (s_tilt = −1). A correção de escala por lado continua escolhida pelo sinal do ângulo bruto, que é o que a assimetria do sensor acompanha.</w:t>
       </w:r>
     </w:p>
     <w:p>
@@ -7111,7 +7225,7 @@
           <w:sz w:val="20"/>
           <w:szCs w:val="20"/>
         </w:rPr>
-        <w:t>ω_pan = s · [g_z · cos(θ) + g_y · sen(θ)],   com   θ = atan2(a_y, a_z)   e   s = −1</w:t>
+        <w:t>ω_pan = s · (g · u),   com   u = a / |a|   e   s = −1</w:t>
       </w:r>
     </w:p>
     <w:p>
@@ -7161,22 +7275,6 @@
     </w:p>
     <w:p>
       <w:pPr>
-        <w:pStyle w:val="Heading3"/>
-        <w:spacing w:after="160" w:before="280"/>
-      </w:pPr>
-      <w:r>
-        <w:rPr>
-          <w:rFonts w:ascii="Times New Roman" w:cs="Times New Roman" w:eastAsia="Times New Roman" w:hAnsi="Times New Roman"/>
-          <w:i/>
-          <w:iCs/>
-          <w:sz w:val="24"/>
-          <w:szCs w:val="24"/>
-        </w:rPr>
-        <w:t xml:space="preserve">4.2.1 Atualização de taxa zero (ZUPT)</w:t>
-      </w:r>
-    </w:p>
-    <w:p>
-      <w:pPr>
         <w:spacing w:after="200" w:before="0" w:line="360" w:lineRule="auto"/>
         <w:ind w:firstLine="709"/>
         <w:jc w:val="both"/>
@@ -7187,7 +7285,23 @@
           <w:sz w:val="24"/>
           <w:szCs w:val="24"/>
         </w:rPr>
-        <w:t>A cada janela de tempo fixa (1000 ms), calcula-se a média das leituras brutas g_y e g_z ao longo da janela. Se essa média estiver suficientemente próxima do viés (bias) corrente estimado para esses dois eixos — a uma distância inferior a um limiar de 0,1 °/s, que é o piso de um limiar adaptativo descrito adiante —, a janela é classificada como "parada" e o viés de cada eixo é atualizado por uma média móvel exponencial em direção ao valor observado, com um fator de suavização de 0,3. O critério utiliza a média da janela, e não sua dispersão (variância), justamente porque vibração mecânica tem média aproximadamente nula: o mastro pode estar balançando sob a ação do vento e a janela ainda ser corretamente reconhecida como parada, sem que a vibração seja confundida com movimento de pan.</w:t>
+        <w:t>em que g = (g_x, g_y, g_z) é a leitura do giroscópio e a = (a_x, a_y, a_z) a do acelerômetro, ambas nos eixos do chip. Até a versão 1.6.16, a projeção usava apenas g_y e g_z — g_z·cos θ + g_y·sen θ, com θ = atan2(a_y, a_z) —, o que pressupõe o eixo X do chip na horizontal, ao longo do eixo de tilt. Se o eixo X estiver a um ângulo φ da horizontal, a parcela do giro de azimute que incide sobre ele é perdida e a taxa sai multiplicada por cos φ. No quarto ensaio em bancada, a posição de 40° foi lida como 28,75° — exatamente 40·cos 44° —, e a montagem real já havia se mostrado diferente da prevista em outros pontos (o sentido do azimute e a correção de escala da inclinação de 4 a 7%). A projeção nos três eixos, adotada na versão 1.6.17, não depende da montagem: o viés passou a ser estimado também em g_x.</w:t>
+      </w:r>
+    </w:p>
+    <w:p>
+      <w:pPr>
+        <w:pStyle w:val="Heading3"/>
+        <w:spacing w:after="160" w:before="280"/>
+      </w:pPr>
+      <w:r>
+        <w:rPr>
+          <w:rFonts w:ascii="Times New Roman" w:cs="Times New Roman" w:eastAsia="Times New Roman" w:hAnsi="Times New Roman"/>
+          <w:i/>
+          <w:iCs/>
+          <w:sz w:val="24"/>
+          <w:szCs w:val="24"/>
+        </w:rPr>
+        <w:t xml:space="preserve">4.2.1 Atualização de taxa zero (ZUPT)</w:t>
       </w:r>
     </w:p>
     <w:p>
@@ -7202,6 +7316,21 @@
           <w:sz w:val="24"/>
           <w:szCs w:val="24"/>
         </w:rPr>
+        <w:t>A cada janela de tempo fixa (1000 ms), calcula-se a média das leituras brutas g_y e g_z ao longo da janela. Se essa média estiver suficientemente próxima do viés (bias) corrente estimado para esses dois eixos — a uma distância inferior a um limiar de 0,1 °/s, que é o piso de um limiar adaptativo descrito adiante —, a janela é classificada como "parada" e o viés de cada eixo é atualizado por uma média móvel exponencial em direção ao valor observado, com um fator de suavização de 0,3. O critério utiliza a média da janela, e não sua dispersão (variância), justamente porque vibração mecânica tem média aproximadamente nula: o mastro pode estar balançando sob a ação do vento e a janela ainda ser corretamente reconhecida como parada, sem que a vibração seja confundida com movimento de pan.</w:t>
+      </w:r>
+    </w:p>
+    <w:p>
+      <w:pPr>
+        <w:spacing w:after="200" w:before="0" w:line="360" w:lineRule="auto"/>
+        <w:ind w:firstLine="709"/>
+        <w:jc w:val="both"/>
+      </w:pPr>
+      <w:r>
+        <w:rPr>
+          <w:rFonts w:ascii="Times New Roman" w:cs="Times New Roman" w:eastAsia="Times New Roman" w:hAnsi="Times New Roman"/>
+          <w:sz w:val="24"/>
+          <w:szCs w:val="24"/>
+        </w:rPr>
         <w:t xml:space="preserve">O viés é estimado por eixo, no referencial do próprio sensor (b_y e b_z), e só então descontado das leituras antes da projeção na vertical:</w:t>
       </w:r>
     </w:p>
@@ -7216,7 +7345,7 @@
           <w:sz w:val="20"/>
           <w:szCs w:val="20"/>
         </w:rPr>
-        <w:t>ω_pan = s · [(g_z − b_z) · cos(θ) + (g_y − b_y) · sen(θ)]</w:t>
+        <w:t>ω_pan = s · [(g − b) · u]</w:t>
       </w:r>
       <w:r>
         <w:br/>
@@ -7228,7 +7357,7 @@
           <w:sz w:val="20"/>
           <w:szCs w:val="20"/>
         </w:rPr>
-        <w:t>janela parada  ⇔  √[(ḡ_y − b_y)² + (ḡ_z − b_z)²] &lt; limiar  (≥ 0,1 °/s)</w:t>
+        <w:t>janela parada  ⇔  |ḡ − b| &lt; limiar  (≥ 0,1 °/s)</w:t>
       </w:r>
     </w:p>
     <w:p>
@@ -7333,6 +7462,21 @@
           <w:szCs w:val="24"/>
         </w:rPr>
         <w:t>Aproximação lenta (versão 1.6.16). No terceiro ensaio em bancada, com a versão 1.6.15, sobrou um erro de cerca de 6° somado ao longo dos giros, que depois permanecia constante. Ao readotar um viés que mudou, a versão 1.6.15 desfazia por inteiro tudo o que fora integrado nas janelas abaixo de 2 °/s — mas a aproximação final da marca, feita devagar à mão logo depois do giro, também fica abaixo desse valor e era apagada junto. Na versão 1.6.16, uma janela lenta a até três janelas de um giro, no mesmo sentido dele e mais de 0,1 °/s acima do nível do viés errado, é tratada como parte do giro, e dela se retira apenas a parcela devida ao viés. Essa parcela é estimada, em cada janela, pela reta ajustada nas últimas janelas e, antes delas, por interpolação linear até o começo da excursão — quando o viés ainda estava correto, pois a excursão começa logo após uma janela parada —, e nunca excede o que a janela efetivamente integrou. A readoção forçada (vinte janelas abaixo de 1 °/s) passou a exigir também médias próximas de uma reta, para não apagar passos de giro manual curtos e repetidos.</w:t>
+      </w:r>
+    </w:p>
+    <w:p>
+      <w:pPr>
+        <w:spacing w:after="200" w:before="0" w:line="360" w:lineRule="auto"/>
+        <w:ind w:firstLine="709"/>
+        <w:jc w:val="both"/>
+      </w:pPr>
+      <w:r>
+        <w:rPr>
+          <w:rFonts w:ascii="Times New Roman" w:cs="Times New Roman" w:eastAsia="Times New Roman" w:hAnsi="Times New Roman"/>
+          <w:sz w:val="24"/>
+          <w:szCs w:val="24"/>
+        </w:rPr>
+        <w:t>Movimento de tilt (versão 1.6.17). Com o eixo X incluído na conta, a rotação do próprio tilt passa a aparecer no giroscópio e tira a janela da condição de parada — sem efeito na integração, pois a rotação em torno de um eixo horizontal não tem componente vertical, mas com efeito nas retas usadas para reconhecer um viés errado. Essas janelas são reconhecidas pelo acelerômetro: a rotação da vertical observada na janela, (u_1 × u_0)/T, precisa explicar ao menos metade da parcela do giro fora da vertical, no mesmo sentido — variação do viés não gira a vertical, e vibração de média nula não deixa média no giroscópio. Elas ficam fora da reta do reaprendizado do viés, mas o que integraram sob um viés errado também é desfeito quando ele é reaprendido.</w:t>
       </w:r>
     </w:p>
     <w:p>
@@ -8233,6 +8377,92 @@
           </w:p>
         </w:tc>
       </w:tr>
+      <w:tr>
+        <w:tc>
+          <w:tcPr>
+            <w:tcW w:type="dxa" w:w="2900"/>
+            <w:tcMar>
+              <w:top w:type="dxa" w:w="60"/>
+              <w:left w:type="dxa" w:w="100"/>
+              <w:bottom w:type="dxa" w:w="60"/>
+              <w:right w:type="dxa" w:w="100"/>
+            </w:tcMar>
+            <w:vAlign w:val="center"/>
+          </w:tcPr>
+          <w:p>
+            <w:pPr>
+              <w:spacing w:line="240" w:lineRule="auto"/>
+              <w:jc w:val="left"/>
+            </w:pPr>
+            <w:r>
+              <w:rPr>
+                <w:rFonts w:ascii="Times New Roman" w:cs="Times New Roman" w:eastAsia="Times New Roman" w:hAnsi="Times New Roman"/>
+                <w:b w:val="false"/>
+                <w:bCs w:val="false"/>
+                <w:sz w:val="20"/>
+                <w:szCs w:val="20"/>
+              </w:rPr>
+              <w:t>Movimento de tilt</w:t>
+            </w:r>
+          </w:p>
+        </w:tc>
+        <w:tc>
+          <w:tcPr>
+            <w:tcW w:type="dxa" w:w="2700"/>
+            <w:tcMar>
+              <w:top w:type="dxa" w:w="60"/>
+              <w:left w:type="dxa" w:w="100"/>
+              <w:bottom w:type="dxa" w:w="60"/>
+              <w:right w:type="dxa" w:w="100"/>
+            </w:tcMar>
+            <w:vAlign w:val="center"/>
+          </w:tcPr>
+          <w:p>
+            <w:pPr>
+              <w:spacing w:line="240" w:lineRule="auto"/>
+              <w:jc w:val="left"/>
+            </w:pPr>
+            <w:r>
+              <w:rPr>
+                <w:rFonts w:ascii="Times New Roman" w:cs="Times New Roman" w:eastAsia="Times New Roman" w:hAnsi="Times New Roman"/>
+                <w:b w:val="false"/>
+                <w:bCs w:val="false"/>
+                <w:sz w:val="20"/>
+                <w:szCs w:val="20"/>
+              </w:rPr>
+              <w:t>&gt; 0,5 °/s fora da vertical, ≥ 50% confirmado pelo acelerômetro</w:t>
+            </w:r>
+          </w:p>
+        </w:tc>
+        <w:tc>
+          <w:tcPr>
+            <w:tcW w:type="dxa" w:w="3400"/>
+            <w:tcMar>
+              <w:top w:type="dxa" w:w="60"/>
+              <w:left w:type="dxa" w:w="100"/>
+              <w:bottom w:type="dxa" w:w="60"/>
+              <w:right w:type="dxa" w:w="100"/>
+            </w:tcMar>
+            <w:vAlign w:val="center"/>
+          </w:tcPr>
+          <w:p>
+            <w:pPr>
+              <w:spacing w:line="240" w:lineRule="auto"/>
+              <w:jc w:val="left"/>
+            </w:pPr>
+            <w:r>
+              <w:rPr>
+                <w:rFonts w:ascii="Times New Roman" w:cs="Times New Roman" w:eastAsia="Times New Roman" w:hAnsi="Times New Roman"/>
+                <w:b w:val="false"/>
+                <w:bCs w:val="false"/>
+                <w:sz w:val="20"/>
+                <w:szCs w:val="20"/>
+              </w:rPr>
+              <w:t>Janela fora das retas de viés errado (seção 4.2.1)</w:t>
+            </w:r>
+          </w:p>
+        </w:tc>
+      </w:tr>
     </w:tbl>
     <w:p>
       <w:pPr>
@@ -12796,6 +13026,64 @@
           </w:p>
         </w:tc>
       </w:tr>
+      <w:tr>
+        <w:tc>
+          <w:tcPr>
+            <w:tcW w:type="dxa" w:w="4700"/>
+            <w:tcMar>
+              <w:top w:type="dxa" w:w="60"/>
+              <w:left w:type="dxa" w:w="100"/>
+              <w:bottom w:type="dxa" w:w="60"/>
+              <w:right w:type="dxa" w:w="100"/>
+            </w:tcMar>
+            <w:vAlign w:val="center"/>
+          </w:tcPr>
+          <w:p>
+            <w:pPr>
+              <w:spacing w:line="240" w:lineRule="auto"/>
+              <w:jc w:val="left"/>
+            </w:pPr>
+            <w:r>
+              <w:rPr>
+                <w:rFonts w:ascii="Times New Roman" w:cs="Times New Roman" w:eastAsia="Times New Roman" w:hAnsi="Times New Roman"/>
+                <w:b w:val="false"/>
+                <w:bCs w:val="false"/>
+                <w:sz w:val="20"/>
+                <w:szCs w:val="20"/>
+              </w:rPr>
+              <w:t>Sensor com o eixo X a 44° da horizontal, azimute +40° (inclinação 0° e 30°) — v1.6.17</w:t>
+            </w:r>
+          </w:p>
+        </w:tc>
+        <w:tc>
+          <w:tcPr>
+            <w:tcW w:type="dxa" w:w="4300"/>
+            <w:tcMar>
+              <w:top w:type="dxa" w:w="60"/>
+              <w:left w:type="dxa" w:w="100"/>
+              <w:bottom w:type="dxa" w:w="60"/>
+              <w:right w:type="dxa" w:w="100"/>
+            </w:tcMar>
+            <w:vAlign w:val="center"/>
+          </w:tcPr>
+          <w:p>
+            <w:pPr>
+              <w:spacing w:line="240" w:lineRule="auto"/>
+              <w:jc w:val="left"/>
+            </w:pPr>
+            <w:r>
+              <w:rPr>
+                <w:rFonts w:ascii="Times New Roman" w:cs="Times New Roman" w:eastAsia="Times New Roman" w:hAnsi="Times New Roman"/>
+                <w:b w:val="false"/>
+                <w:bCs w:val="false"/>
+                <w:sz w:val="20"/>
+                <w:szCs w:val="20"/>
+              </w:rPr>
+              <w:t>40,0° nos dois casos (na versão 1.6.16: 28,75°)</w:t>
+            </w:r>
+          </w:p>
+        </w:tc>
+      </w:tr>
     </w:tbl>
     <w:p>
       <w:pPr>
@@ -12854,6 +13142,21 @@
           <w:szCs w:val="24"/>
         </w:rPr>
         <w:t>As duas linhas acrescentadas na revisão 05 reproduzem o terceiro ensaio em bancada. A primeira fixa a convenção de sentido de forma independente da constante do firmware: o sensor simulado gera o giro horário diretamente nos eixos do chip. A segunda reproduz o erro somado de cerca de 6°. Em 20 sementes, com a aproximação final lenta e o viés em passeio aleatório de 0,02 °/s/√s, a mediana do pior erro caiu de 2,0° para 0,4° (últimos 2° em 3 s), de 3,1° para 0,6° (3° em 5 s) e de 5,3° para 0,9° (5° em 8 s). Aproximações muito lentas com o viés em movimento ainda perdem parte do deslocamento.</w:t>
+      </w:r>
+    </w:p>
+    <w:p>
+      <w:pPr>
+        <w:spacing w:after="200" w:before="0" w:line="360" w:lineRule="auto"/>
+        <w:ind w:firstLine="709"/>
+        <w:jc w:val="both"/>
+      </w:pPr>
+      <w:r>
+        <w:rPr>
+          <w:rFonts w:ascii="Times New Roman" w:cs="Times New Roman" w:eastAsia="Times New Roman" w:hAnsi="Times New Roman"/>
+          <w:sz w:val="24"/>
+          <w:szCs w:val="24"/>
+        </w:rPr>
+        <w:t>A linha acrescentada na revisão 06 reproduz o quarto ensaio em bancada. Com a montagem prevista (eixo X horizontal), a inclusão do eixo X apenas acrescenta ruído e deriva à conta: no ensaio de resistência de 100 sementes, a mediana do pior erro passou de 0,29° para 0,32° (pior caso de 1,30° para 1,37°), custo da independência da montagem.</w:t>
       </w:r>
     </w:p>
     <w:p>
@@ -13387,7 +13690,7 @@
           <w:sz w:val="24"/>
           <w:szCs w:val="24"/>
         </w:rPr>
-        <w:t>• Orientação de montagem do sensor: a fórmula de inclinação (atan2 sobre os eixos Y e Z) e a de compensação de tilt do azimute assumem que o eixo X do MPU6050 está alinhado ao eixo mecânico de tilt, orientação recomendada mas ainda não confirmada fisicamente por um ensaio de bancada.</w:t>
+        <w:t>• Orientação de montagem do sensor: a fórmula de inclinação (atan2 sobre os eixos Y e Z) e a de compensação de tilt do azimute assumem que o eixo X do MPU6050 está alinhado ao eixo mecânico de tilt, orientação recomendada mas ainda não confirmada fisicamente por um ensaio de bancada. Desde a versão 1.6.17, o azimute não depende mais dessa orientação, e a ferramenta de diagnóstico (python-app/tools/diagnostico_pan.py) mostra o ângulo do eixo X fora da horizontal (coluna "X fora"), medido com a placa parada; a inclinação (atan2 sobre Y e Z) ainda depende dela.</w:t>
       </w:r>
     </w:p>
     <w:p>
@@ -13401,7 +13704,7 @@
           <w:sz w:val="24"/>
           <w:szCs w:val="24"/>
         </w:rPr>
-        <w:t>• Compensação de tilt do azimute (sinal corrigido na v1.6.15 — seção 4.2): por ser o produto escalar da vertical medida pelo acelerômetro com a velocidade angular medida pelo giroscópio, nos mesmos eixos do chip, não depende da lateralidade (handedness) da montagem; a confirmação em bancada está pendente — o mesmo giro de azimute com a inclinação em 0° e em ±30°/±45° deve resultar no mesmo ângulo. Na mesma sessão, confirmar o sentido: um giro horário visto de cima deve ser lido como positivo (versão 1.6.16; se a convenção adotada para o pan-tilt for a oposta, basta trocar o sinal de PAN_DIRECTION_SIGN).</w:t>
+        <w:t>• Compensação de tilt do azimute (sinal corrigido na v1.6.15 — seção 4.2): por ser o produto escalar da vertical medida pelo acelerômetro com a velocidade angular medida pelo giroscópio, nos mesmos eixos do chip, não depende da lateralidade (handedness) da montagem; a confirmação em bancada está pendente — o mesmo giro de azimute com a inclinação em 0° e em ±30°/±45° deve resultar no mesmo ângulo. Na mesma sessão, confirmar o sentido: um giro horário visto de cima deve ser lido como positivo (versão 1.6.16; se a convenção adotada para o pan-tilt for a oposta, basta trocar o sinal de PAN_DIRECTION_SIGN). Confirmar também o sentido da inclinação: subir deve ser lido como positivo (versão 1.6.17).</w:t>
       </w:r>
     </w:p>
     <w:p>
@@ -13602,7 +13905,7 @@
           <w:sz w:val="24"/>
           <w:szCs w:val="24"/>
         </w:rPr>
-        <w:t>O primeiro ensaio em bancada, com o firmware gravado em um ESP32 físico, expôs dois defeitos que as simulações anteriores não cobriam — o viés do azimute dependente da inclinação e o orçamento de handles do serviço BLE —, ambos corrigidos na versão 1.6.1 e agora reproduzidos por testes automatizados (seções 7.1 e 7.3). O episódio reforça o valor do ensaio físico e, ao mesmo tempo, o de transformar cada defeito encontrado em um caso de teste permanente. O segundo ensaio, com giros de azimute à mão, expôs a variação do viés do giroscópio com o eixo parado e, ao ser reproduzido em simulação com a física correta do sensor, um sinal invertido na compensação de tilt presente desde a versão 1.2.0 — ambos corrigidos na versão 1.6.15. O terceiro ensaio expôs o sentido do azimute — que a versão 1.6.14 acertava por uma compensação acidental de dois erros — e a perda da aproximação final lenta ao readotar o viés, ambos corrigidos na versão 1.6.16.</w:t>
+        <w:t>O primeiro ensaio em bancada, com o firmware gravado em um ESP32 físico, expôs dois defeitos que as simulações anteriores não cobriam — o viés do azimute dependente da inclinação e o orçamento de handles do serviço BLE —, ambos corrigidos na versão 1.6.1 e agora reproduzidos por testes automatizados (seções 7.1 e 7.3). O episódio reforça o valor do ensaio físico e, ao mesmo tempo, o de transformar cada defeito encontrado em um caso de teste permanente. O segundo ensaio, com giros de azimute à mão, expôs a variação do viés do giroscópio com o eixo parado e, ao ser reproduzido em simulação com a física correta do sensor, um sinal invertido na compensação de tilt presente desde a versão 1.2.0 — ambos corrigidos na versão 1.6.15. O terceiro ensaio expôs o sentido do azimute — que a versão 1.6.14 acertava por uma compensação acidental de dois erros — e a perda da aproximação final lenta ao readotar o viés, ambos corrigidos na versão 1.6.16. O quarto ensaio mostrou que o eixo X do sensor não está na horizontal, como previsto — o azimute passou a ser calculado nos três eixos, independentemente da montagem, na versão 1.6.17 —, e o sentido da inclinação foi invertido.</w:t>
       </w:r>
     </w:p>
     <w:p>

--- a/docs/relatorio-tecnico-inclinometro.docx
+++ b/docs/relatorio-tecnico-inclinometro.docx
@@ -1505,6 +1505,120 @@
           </w:p>
         </w:tc>
       </w:tr>
+      <w:tr>
+        <w:tc>
+          <w:tcPr>
+            <w:tcW w:type="dxa" w:w="1400"/>
+            <w:tcMar>
+              <w:top w:type="dxa" w:w="60"/>
+              <w:left w:type="dxa" w:w="100"/>
+              <w:bottom w:type="dxa" w:w="60"/>
+              <w:right w:type="dxa" w:w="100"/>
+            </w:tcMar>
+            <w:vAlign w:val="center"/>
+          </w:tcPr>
+          <w:p>
+            <w:pPr>
+              <w:spacing w:line="240" w:lineRule="auto"/>
+              <w:jc w:val="left"/>
+            </w:pPr>
+            <w:r>
+              <w:rPr>
+                <w:rFonts w:ascii="Times New Roman" w:cs="Times New Roman" w:eastAsia="Times New Roman" w:hAnsi="Times New Roman"/>
+                <w:b w:val="false"/>
+                <w:bCs w:val="false"/>
+                <w:sz w:val="20"/>
+                <w:szCs w:val="20"/>
+              </w:rPr>
+              <w:t>07</w:t>
+            </w:r>
+          </w:p>
+        </w:tc>
+        <w:tc>
+          <w:tcPr>
+            <w:tcW w:type="dxa" w:w="1600"/>
+            <w:tcMar>
+              <w:top w:type="dxa" w:w="60"/>
+              <w:left w:type="dxa" w:w="100"/>
+              <w:bottom w:type="dxa" w:w="60"/>
+              <w:right w:type="dxa" w:w="100"/>
+            </w:tcMar>
+            <w:vAlign w:val="center"/>
+          </w:tcPr>
+          <w:p>
+            <w:pPr>
+              <w:spacing w:line="240" w:lineRule="auto"/>
+              <w:jc w:val="left"/>
+            </w:pPr>
+            <w:r>
+              <w:rPr>
+                <w:rFonts w:ascii="Times New Roman" w:cs="Times New Roman" w:eastAsia="Times New Roman" w:hAnsi="Times New Roman"/>
+                <w:b w:val="false"/>
+                <w:bCs w:val="false"/>
+                <w:sz w:val="20"/>
+                <w:szCs w:val="20"/>
+              </w:rPr>
+              <w:t>28/10/2026</w:t>
+            </w:r>
+          </w:p>
+        </w:tc>
+        <w:tc>
+          <w:tcPr>
+            <w:tcW w:type="dxa" w:w="4670"/>
+            <w:tcMar>
+              <w:top w:type="dxa" w:w="60"/>
+              <w:left w:type="dxa" w:w="100"/>
+              <w:bottom w:type="dxa" w:w="60"/>
+              <w:right w:type="dxa" w:w="100"/>
+            </w:tcMar>
+            <w:vAlign w:val="center"/>
+          </w:tcPr>
+          <w:p>
+            <w:pPr>
+              <w:spacing w:line="240" w:lineRule="auto"/>
+              <w:jc w:val="left"/>
+            </w:pPr>
+            <w:r>
+              <w:rPr>
+                <w:rFonts w:ascii="Times New Roman" w:cs="Times New Roman" w:eastAsia="Times New Roman" w:hAnsi="Times New Roman"/>
+                <w:b w:val="false"/>
+                <w:bCs w:val="false"/>
+                <w:sz w:val="20"/>
+                <w:szCs w:val="20"/>
+              </w:rPr>
+              <w:t>Atualização para os aplicativos 2.2.0: resolução de exibição de 0,1° selecionável por eixo, diretamente no cartão de cada eixo na tela principal e lembrada entre sessões, com histerese proporcional ao degrau (seção 6.2).</w:t>
+            </w:r>
+          </w:p>
+        </w:tc>
+        <w:tc>
+          <w:tcPr>
+            <w:tcW w:type="dxa" w:w="1400"/>
+            <w:tcMar>
+              <w:top w:type="dxa" w:w="60"/>
+              <w:left w:type="dxa" w:w="100"/>
+              <w:bottom w:type="dxa" w:w="60"/>
+              <w:right w:type="dxa" w:w="100"/>
+            </w:tcMar>
+            <w:vAlign w:val="center"/>
+          </w:tcPr>
+          <w:p>
+            <w:pPr>
+              <w:spacing w:line="240" w:lineRule="auto"/>
+              <w:jc w:val="left"/>
+            </w:pPr>
+            <w:r>
+              <w:rPr>
+                <w:rFonts w:ascii="Times New Roman" w:cs="Times New Roman" w:eastAsia="Times New Roman" w:hAnsi="Times New Roman"/>
+                <w:b w:val="false"/>
+                <w:bCs w:val="false"/>
+                <w:sz w:val="20"/>
+                <w:szCs w:val="20"/>
+              </w:rPr>
+              <w:t>[NOME DO AUTOR]</w:t>
+            </w:r>
+          </w:p>
+        </w:tc>
+      </w:tr>
     </w:tbl>
     <w:p>
       <w:pPr>
@@ -11831,6 +11945,21 @@
           <w:szCs w:val="24"/>
         </w:rPr>
         <w:t xml:space="preserve">É o modo de operação principal: os aplicativos fazem sondagem (polling) periódica da leitura de ângulo (aproximadamente a cada 250 ms no software desktop via Modbus/BLE, ou a cada notificação BLE de 200 ms), exibem o valor em tempo real para os dois eixos, e persistem cada leitura no histórico local. O botão Calibrar zera os dois eixos simultaneamente na posição atual (e os extremos, ver abaixo), tanto no modo real (enviando um único comando ao ESP32) quanto no modo simulação (aplicando um deslocamento equivalente aos dados sintéticos).</w:t>
+      </w:r>
+    </w:p>
+    <w:p>
+      <w:pPr>
+        <w:spacing w:after="200" w:before="0" w:line="360" w:lineRule="auto"/>
+        <w:ind w:firstLine="709"/>
+        <w:jc w:val="both"/>
+      </w:pPr>
+      <w:r>
+        <w:rPr>
+          <w:rFonts w:ascii="Times New Roman" w:cs="Times New Roman" w:eastAsia="Times New Roman" w:hAnsi="Times New Roman"/>
+          <w:sz w:val="24"/>
+          <w:szCs w:val="24"/>
+        </w:rPr>
+        <w:t>O valor exibido na tela principal é arredondado a um degrau fixo, selecionável por eixo: 0,25° (padrão, o mesmo da versão 1 do sistema) ou 0,1°, destinado a ensaios de bancada contra uma referência de precisão (nível eletrônico, mesa giratória). A partir da versão 2.2.0 dos aplicativos, a escolha é feita diretamente no cartão de cada eixo (também disponível em Configurações), vale de imediato e é lembrada entre sessões. Para que a tela não alterne entre dois degraus quando o valor fica sobre a fronteira entre eles, o valor exibido só muda quando a leitura se afasta dele em mais de meio degrau mais uma histerese de 20% do degrau; assim, a tela permanece no máximo 0,175° atrás da leitura com degrau de 0,25° e 0,07° com degrau de 0,1°. Como o ruído do valor filtrado pelo firmware é da ordem de 0,005° RMS, nenhum dos dois degraus tremula. O arredondamento é apenas de apresentação: o histórico, os extremos e o relatório usam sempre o ângulo com resolução de 0,01°. A mesma regra é implementada nos dois aplicativos (python-app/ui/angle_display.py e android-app/.../ui/AngleDisplay.kt) e verificada por testes automatizados (sim/exibicao_test.py e sim/AngleDisplayTest.kt), que exigem valores exibidos idênticos nos dois.</w:t>
       </w:r>
     </w:p>
     <w:p>
